--- a/docs/planning/05_Unistyles_Action_Plan_Double_Diamond.docx
+++ b/docs/planning/05_Unistyles_Action_Plan_Double_Diamond.docx
@@ -24,7 +24,7 @@
           <w:szCs w:val="20"/>
           <w:rFonts w:ascii="Calibri" w:cs="Calibri" w:eastAsia="Calibri" w:hAnsi="Calibri"/>
         </w:rPr>
-        <w:t xml:space="preserve">DOCUMENTO 5 DE 5</w:t>
+        <w:t>DOCUMENT 5 OF 5</w:t>
       </w:r>
     </w:p>
     <w:p>
@@ -42,7 +42,7 @@
           <w:rFonts w:ascii="Calibri" w:cs="Calibri" w:eastAsia="Calibri" w:hAnsi="Calibri"/>
           <w:spacing w:val="60"/>
         </w:rPr>
-        <w:t xml:space="preserve">UNISTYLES CURAÇAO · PLAN DE ACCIÓN</w:t>
+        <w:t>UNISTYLES CURAÇAO · ACTION PLAN</w:t>
       </w:r>
     </w:p>
     <w:p>
@@ -59,7 +59,7 @@
           <w:szCs w:val="52"/>
           <w:rFonts w:ascii="Georgia" w:cs="Georgia" w:eastAsia="Georgia" w:hAnsi="Georgia"/>
         </w:rPr>
-        <w:t xml:space="preserve">Action Plan</w:t>
+        <w:t>Action Plan</w:t>
       </w:r>
     </w:p>
     <w:p>
@@ -88,7 +88,7 @@
           <w:szCs w:val="24"/>
           <w:rFonts w:ascii="Calibri" w:cs="Calibri" w:eastAsia="Calibri" w:hAnsi="Calibri"/>
         </w:rPr>
-        <w:t xml:space="preserve">Del brainstorming a la ejecución — marco Double Diamond</w:t>
+        <w:t>From brainstorming to execution — Double Diamond framework</w:t>
       </w:r>
     </w:p>
     <w:p>
@@ -105,7 +105,7 @@
           <w:szCs w:val="19"/>
           <w:rFonts w:ascii="Calibri" w:cs="Calibri" w:eastAsia="Calibri" w:hAnsi="Calibri"/>
         </w:rPr>
-        <w:t xml:space="preserve">Preparado para:  </w:t>
+        <w:t>Prepared for:  Paula + team (UX/UI · Front · Back · Marketing · Design)</w:t>
       </w:r>
       <w:r>
         <w:rPr>
@@ -114,7 +114,6 @@
           <w:szCs w:val="19"/>
           <w:rFonts w:ascii="Calibri" w:cs="Calibri" w:eastAsia="Calibri" w:hAnsi="Calibri"/>
         </w:rPr>
-        <w:t xml:space="preserve">Paula + equipo (UX/UI · Front · Back · Marketing · Diseño)</w:t>
       </w:r>
     </w:p>
     <w:p>
@@ -131,7 +130,7 @@
           <w:szCs w:val="19"/>
           <w:rFonts w:ascii="Calibri" w:cs="Calibri" w:eastAsia="Calibri" w:hAnsi="Calibri"/>
         </w:rPr>
-        <w:t xml:space="preserve">Fecha:  </w:t>
+        <w:t>Date:  31 July 2026</w:t>
       </w:r>
       <w:r>
         <w:rPr>
@@ -140,7 +139,6 @@
           <w:szCs w:val="19"/>
           <w:rFonts w:ascii="Calibri" w:cs="Calibri" w:eastAsia="Calibri" w:hAnsi="Calibri"/>
         </w:rPr>
-        <w:t xml:space="preserve">31 de julio de 2026</w:t>
       </w:r>
     </w:p>
     <w:p>
@@ -157,7 +155,7 @@
           <w:szCs w:val="19"/>
           <w:rFonts w:ascii="Calibri" w:cs="Calibri" w:eastAsia="Calibri" w:hAnsi="Calibri"/>
         </w:rPr>
-        <w:t xml:space="preserve">Marco principal:  </w:t>
+        <w:t>Main framework:  Double Diamond (+ Design Thinking, Lean UX, JTBD, RICE, Agile)</w:t>
       </w:r>
       <w:r>
         <w:rPr>
@@ -166,7 +164,6 @@
           <w:szCs w:val="19"/>
           <w:rFonts w:ascii="Calibri" w:cs="Calibri" w:eastAsia="Calibri" w:hAnsi="Calibri"/>
         </w:rPr>
-        <w:t xml:space="preserve">Double Diamond (+ Design Thinking, Lean UX, JTBD, RICE, Agile)</w:t>
       </w:r>
     </w:p>
     <w:p>
@@ -183,7 +180,7 @@
           <w:szCs w:val="19"/>
           <w:rFonts w:ascii="Calibri" w:cs="Calibri" w:eastAsia="Calibri" w:hAnsi="Calibri"/>
         </w:rPr>
-        <w:t xml:space="preserve">Conecta con:  </w:t>
+        <w:t>Connects with:  Documents 1–4</w:t>
       </w:r>
       <w:r>
         <w:rPr>
@@ -192,7 +189,6 @@
           <w:szCs w:val="19"/>
           <w:rFonts w:ascii="Calibri" w:cs="Calibri" w:eastAsia="Calibri" w:hAnsi="Calibri"/>
         </w:rPr>
-        <w:t xml:space="preserve">Documentos 1–4</w:t>
       </w:r>
     </w:p>
     <w:p>
@@ -213,7 +209,7 @@
           <w:szCs w:val="28"/>
           <w:rFonts w:ascii="Georgia" w:cs="Georgia" w:eastAsia="Georgia" w:hAnsi="Georgia"/>
         </w:rPr>
-        <w:t xml:space="preserve">Contenido</w:t>
+        <w:t>Contents</w:t>
       </w:r>
     </w:p>
     <w:sdt>
@@ -257,7 +253,7 @@
           <w:szCs w:val="30"/>
           <w:rFonts w:ascii="Georgia" w:cs="Georgia" w:eastAsia="Georgia" w:hAnsi="Georgia"/>
         </w:rPr>
-        <w:t xml:space="preserve">1. Cómo funciona este plan</w:t>
+        <w:t>1. How this plan works</w:t>
       </w:r>
     </w:p>
     <w:p>
@@ -273,7 +269,7 @@
           <w:szCs w:val="22"/>
           <w:rFonts w:ascii="Calibri" w:cs="Calibri" w:eastAsia="Calibri" w:hAnsi="Calibri"/>
         </w:rPr>
-        <w:t xml:space="preserve">Este documento convierte la investigación y el brainstorming (Documentos 3 y 4) en un plan de trabajo ordenado por fases. El marco principal es el Double Diamond, complementado con otros métodos donde aportan.</w:t>
+        <w:t>This document turns the research and brainstorming (Documents 3 and 4) into a work plan organised by phase. The main framework is the Double Diamond, complemented by other methods where they add value.</w:t>
       </w:r>
     </w:p>
     <w:tbl>
@@ -316,7 +312,7 @@
                 <w:szCs w:val="21"/>
                 <w:rFonts w:ascii="Calibri" w:cs="Calibri" w:eastAsia="Calibri" w:hAnsi="Calibri"/>
               </w:rPr>
-              <w:t xml:space="preserve">La idea en una frase</w:t>
+              <w:t>The idea in one sentence</w:t>
             </w:r>
           </w:p>
           <w:p>
@@ -330,7 +326,7 @@
                 <w:szCs w:val="20"/>
                 <w:rFonts w:ascii="Calibri" w:cs="Calibri" w:eastAsia="Calibri" w:hAnsi="Calibri"/>
               </w:rPr>
-              <w:t xml:space="preserve">Primero ABRIMOS para explorar (divergir), luego CERRAMOS para decidir (converger) — dos veces: una para encontrar el problema correcto, otra para encontrar la solución correcta.</w:t>
+              <w:t>First we OPEN UP to explore (diverge), then we NARROW DOWN to decide (converge) — twice: once to find the right problem, and once to find the right solution.</w:t>
             </w:r>
           </w:p>
         </w:tc>
@@ -358,7 +354,7 @@
           <w:szCs w:val="30"/>
           <w:rFonts w:ascii="Georgia" w:cs="Georgia" w:eastAsia="Georgia" w:hAnsi="Georgia"/>
         </w:rPr>
-        <w:t xml:space="preserve">2. Los marcos que usaremos</w:t>
+        <w:t>2. The frameworks we will use</w:t>
       </w:r>
     </w:p>
     <w:p>
@@ -377,7 +373,7 @@
           <w:szCs w:val="21"/>
           <w:rFonts w:ascii="Calibri" w:cs="Calibri" w:eastAsia="Calibri" w:hAnsi="Calibri"/>
         </w:rPr>
-        <w:t xml:space="preserve">El Double Diamond organiza TODO. Los demás métodos son herramientas dentro de cada fase.</w:t>
+        <w:t>The Double Diamond organises EVERYTHING. The other methods are tools within each phase.</w:t>
       </w:r>
     </w:p>
     <w:tbl>
@@ -426,7 +422,7 @@
                 <w:szCs w:val="18"/>
                 <w:rFonts w:ascii="Calibri" w:cs="Calibri" w:eastAsia="Calibri" w:hAnsi="Calibri"/>
               </w:rPr>
-              <w:t xml:space="preserve">Marco / método</w:t>
+              <w:t>Framework / method</w:t>
             </w:r>
           </w:p>
         </w:tc>
@@ -455,7 +451,7 @@
                 <w:szCs w:val="18"/>
                 <w:rFonts w:ascii="Calibri" w:cs="Calibri" w:eastAsia="Calibri" w:hAnsi="Calibri"/>
               </w:rPr>
-              <w:t xml:space="preserve">Para qué sirve</w:t>
+              <w:t>What it is for</w:t>
             </w:r>
           </w:p>
         </w:tc>
@@ -484,7 +480,7 @@
                 <w:szCs w:val="18"/>
                 <w:rFonts w:ascii="Calibri" w:cs="Calibri" w:eastAsia="Calibri" w:hAnsi="Calibri"/>
               </w:rPr>
-              <w:t xml:space="preserve">Dónde se usa</w:t>
+              <w:t>Where it is used</w:t>
             </w:r>
           </w:p>
         </w:tc>
@@ -515,7 +511,7 @@
                 <w:szCs w:val="18"/>
                 <w:rFonts w:ascii="Calibri" w:cs="Calibri" w:eastAsia="Calibri" w:hAnsi="Calibri"/>
               </w:rPr>
-              <w:t xml:space="preserve">Double Diamond</w:t>
+              <w:t>Double Diamond</w:t>
             </w:r>
           </w:p>
         </w:tc>
@@ -544,7 +540,7 @@
                 <w:szCs w:val="18"/>
                 <w:rFonts w:ascii="Calibri" w:cs="Calibri" w:eastAsia="Calibri" w:hAnsi="Calibri"/>
               </w:rPr>
-              <w:t xml:space="preserve">Estructura general del proceso en 4 fases (Descubrir, Definir, Desarrollar, Entregar)</w:t>
+              <w:t>Overall structure of the process in 4 phases (Discover, Define, Develop, Deliver)</w:t>
             </w:r>
           </w:p>
         </w:tc>
@@ -573,7 +569,7 @@
                 <w:szCs w:val="18"/>
                 <w:rFonts w:ascii="Calibri" w:cs="Calibri" w:eastAsia="Calibri" w:hAnsi="Calibri"/>
               </w:rPr>
-              <w:t xml:space="preserve">Todo el proyecto</w:t>
+              <w:t>The entire project</w:t>
             </w:r>
           </w:p>
         </w:tc>
@@ -604,7 +600,7 @@
                 <w:szCs w:val="18"/>
                 <w:rFonts w:ascii="Calibri" w:cs="Calibri" w:eastAsia="Calibri" w:hAnsi="Calibri"/>
               </w:rPr>
-              <w:t xml:space="preserve">Design Thinking</w:t>
+              <w:t>Design Thinking</w:t>
             </w:r>
           </w:p>
         </w:tc>
@@ -633,7 +629,7 @@
                 <w:szCs w:val="18"/>
                 <w:rFonts w:ascii="Calibri" w:cs="Calibri" w:eastAsia="Calibri" w:hAnsi="Calibri"/>
               </w:rPr>
-              <w:t xml:space="preserve">Empatizar, definir, idear, prototipar, probar — centrado en la persona</w:t>
+              <w:t>Empathise, define, ideate, prototype, test — human-centred</w:t>
             </w:r>
           </w:p>
         </w:tc>
@@ -662,7 +658,7 @@
                 <w:szCs w:val="18"/>
                 <w:rFonts w:ascii="Calibri" w:cs="Calibri" w:eastAsia="Calibri" w:hAnsi="Calibri"/>
               </w:rPr>
-              <w:t xml:space="preserve">Descubrir y Desarrollar</w:t>
+              <w:t>Discover and Develop</w:t>
             </w:r>
           </w:p>
         </w:tc>
@@ -693,7 +689,7 @@
                 <w:szCs w:val="18"/>
                 <w:rFonts w:ascii="Calibri" w:cs="Calibri" w:eastAsia="Calibri" w:hAnsi="Calibri"/>
               </w:rPr>
-              <w:t xml:space="preserve">Lean UX</w:t>
+              <w:t>Lean UX</w:t>
             </w:r>
           </w:p>
         </w:tc>
@@ -722,7 +718,7 @@
                 <w:szCs w:val="18"/>
                 <w:rFonts w:ascii="Calibri" w:cs="Calibri" w:eastAsia="Calibri" w:hAnsi="Calibri"/>
               </w:rPr>
-              <w:t xml:space="preserve">Construir–medir–aprender: probar ideas rápido y barato</w:t>
+              <w:t>Build–measure–learn: test ideas quickly and cheaply</w:t>
             </w:r>
           </w:p>
         </w:tc>
@@ -751,7 +747,7 @@
                 <w:szCs w:val="18"/>
                 <w:rFonts w:ascii="Calibri" w:cs="Calibri" w:eastAsia="Calibri" w:hAnsi="Calibri"/>
               </w:rPr>
-              <w:t xml:space="preserve">Desarrollar y Entregar</w:t>
+              <w:t>Develop and Deliver</w:t>
             </w:r>
           </w:p>
         </w:tc>
@@ -782,7 +778,7 @@
                 <w:szCs w:val="18"/>
                 <w:rFonts w:ascii="Calibri" w:cs="Calibri" w:eastAsia="Calibri" w:hAnsi="Calibri"/>
               </w:rPr>
-              <w:t xml:space="preserve">Jobs To Be Done (JTBD)</w:t>
+              <w:t>Jobs To Be Done (JTBD)</w:t>
             </w:r>
           </w:p>
         </w:tc>
@@ -811,7 +807,7 @@
                 <w:szCs w:val="18"/>
                 <w:rFonts w:ascii="Calibri" w:cs="Calibri" w:eastAsia="Calibri" w:hAnsi="Calibri"/>
               </w:rPr>
-              <w:t xml:space="preserve">Entender el “trabajo” que la clienta quiere resolver, no solo el producto</w:t>
+              <w:t>Understand the “job” the customer wants to get done, not just the product</w:t>
             </w:r>
           </w:p>
         </w:tc>
@@ -840,7 +836,7 @@
                 <w:szCs w:val="18"/>
                 <w:rFonts w:ascii="Calibri" w:cs="Calibri" w:eastAsia="Calibri" w:hAnsi="Calibri"/>
               </w:rPr>
-              <w:t xml:space="preserve">Descubrir y Definir</w:t>
+              <w:t>Discover and Define</w:t>
             </w:r>
           </w:p>
         </w:tc>
@@ -871,7 +867,7 @@
                 <w:szCs w:val="18"/>
                 <w:rFonts w:ascii="Calibri" w:cs="Calibri" w:eastAsia="Calibri" w:hAnsi="Calibri"/>
               </w:rPr>
-              <w:t xml:space="preserve">MoSCoW</w:t>
+              <w:t>MoSCoW</w:t>
             </w:r>
           </w:p>
         </w:tc>
@@ -900,7 +896,7 @@
                 <w:szCs w:val="18"/>
                 <w:rFonts w:ascii="Calibri" w:cs="Calibri" w:eastAsia="Calibri" w:hAnsi="Calibri"/>
               </w:rPr>
-              <w:t xml:space="preserve">Priorizar: Must / Should / Could / Won’t</w:t>
+              <w:t>Prioritise: Must / Should / Could / Won’t</w:t>
             </w:r>
           </w:p>
         </w:tc>
@@ -929,7 +925,7 @@
                 <w:szCs w:val="18"/>
                 <w:rFonts w:ascii="Calibri" w:cs="Calibri" w:eastAsia="Calibri" w:hAnsi="Calibri"/>
               </w:rPr>
-              <w:t xml:space="preserve">Definir</w:t>
+              <w:t>Define</w:t>
             </w:r>
           </w:p>
         </w:tc>
@@ -960,7 +956,7 @@
                 <w:szCs w:val="18"/>
                 <w:rFonts w:ascii="Calibri" w:cs="Calibri" w:eastAsia="Calibri" w:hAnsi="Calibri"/>
               </w:rPr>
-              <w:t xml:space="preserve">RICE</w:t>
+              <w:t>RICE</w:t>
             </w:r>
           </w:p>
         </w:tc>
@@ -989,7 +985,7 @@
                 <w:szCs w:val="18"/>
                 <w:rFonts w:ascii="Calibri" w:cs="Calibri" w:eastAsia="Calibri" w:hAnsi="Calibri"/>
               </w:rPr>
-              <w:t xml:space="preserve">Puntuar ideas por Alcance, Impacto, Confianza y Esfuerzo</w:t>
+              <w:t>Score ideas by Reach, Impact, Confidence and Effort</w:t>
             </w:r>
           </w:p>
         </w:tc>
@@ -1018,7 +1014,7 @@
                 <w:szCs w:val="18"/>
                 <w:rFonts w:ascii="Calibri" w:cs="Calibri" w:eastAsia="Calibri" w:hAnsi="Calibri"/>
               </w:rPr>
-              <w:t xml:space="preserve">Definir y Desarrollar</w:t>
+              <w:t>Define and Develop</w:t>
             </w:r>
           </w:p>
         </w:tc>
@@ -1049,7 +1045,7 @@
                 <w:szCs w:val="18"/>
                 <w:rFonts w:ascii="Calibri" w:cs="Calibri" w:eastAsia="Calibri" w:hAnsi="Calibri"/>
               </w:rPr>
-              <w:t xml:space="preserve">Agile / Sprints</w:t>
+              <w:t>Agile / Sprints</w:t>
             </w:r>
           </w:p>
         </w:tc>
@@ -1078,7 +1074,7 @@
                 <w:szCs w:val="18"/>
                 <w:rFonts w:ascii="Calibri" w:cs="Calibri" w:eastAsia="Calibri" w:hAnsi="Calibri"/>
               </w:rPr>
-              <w:t xml:space="preserve">Entregar en ciclos cortos con revisiones</w:t>
+              <w:t>Deliver in short cycles with reviews</w:t>
             </w:r>
           </w:p>
         </w:tc>
@@ -1107,7 +1103,7 @@
                 <w:szCs w:val="18"/>
                 <w:rFonts w:ascii="Calibri" w:cs="Calibri" w:eastAsia="Calibri" w:hAnsi="Calibri"/>
               </w:rPr>
-              <w:t xml:space="preserve">Desarrollar y Entregar</w:t>
+              <w:t>Develop and Deliver</w:t>
             </w:r>
           </w:p>
         </w:tc>
@@ -1135,7 +1131,7 @@
           <w:szCs w:val="30"/>
           <w:rFonts w:ascii="Georgia" w:cs="Georgia" w:eastAsia="Georgia" w:hAnsi="Georgia"/>
         </w:rPr>
-        <w:t xml:space="preserve">3. Double Diamond aplicado a Unistyles</w:t>
+        <w:t>3. Double Diamond applied to Unistyles</w:t>
       </w:r>
     </w:p>
     <w:p>
@@ -1154,7 +1150,7 @@
           <w:szCs w:val="21"/>
           <w:rFonts w:ascii="Calibri" w:cs="Calibri" w:eastAsia="Calibri" w:hAnsi="Calibri"/>
         </w:rPr>
-        <w:t xml:space="preserve">Las 4 fases, con objetivo, actividades, métodos y entregables. Los dos primeros diamantes (Descubrir + Definir) son sobre todo investigación y estrategia; los dos últimos (Desarrollar + Entregar) son diseño y construcción.</w:t>
+        <w:t>The 4 phases, with objective, activities, methods and deliverables. The first two (Discover + Define) are mainly research and strategy; the last two (Develop + Deliver) are design and build.</w:t>
       </w:r>
     </w:p>
     <w:p>
@@ -1173,7 +1169,7 @@
           <w:szCs w:val="26"/>
           <w:rFonts w:ascii="Georgia" w:cs="Georgia" w:eastAsia="Georgia" w:hAnsi="Georgia"/>
         </w:rPr>
-        <w:t xml:space="preserve">  ◆   </w:t>
+        <w:t xml:space="preserve">  ◆   DISCOVER — diverge</w:t>
       </w:r>
       <w:r>
         <w:rPr>
@@ -1184,7 +1180,6 @@
           <w:szCs w:val="26"/>
           <w:rFonts w:ascii="Georgia" w:cs="Georgia" w:eastAsia="Georgia" w:hAnsi="Georgia"/>
         </w:rPr>
-        <w:t xml:space="preserve">DESCUBRIR (Discover) — abrir</w:t>
       </w:r>
     </w:p>
     <w:p>
@@ -1201,7 +1196,7 @@
           <w:szCs w:val="20"/>
           <w:rFonts w:ascii="Calibri" w:cs="Calibri" w:eastAsia="Calibri" w:hAnsi="Calibri"/>
         </w:rPr>
-        <w:t xml:space="preserve">Objetivo: </w:t>
+        <w:t>Objective: Truly understand the customer and the market before deciding anything.</w:t>
       </w:r>
       <w:r>
         <w:rPr>
@@ -1210,7 +1205,6 @@
           <w:szCs w:val="20"/>
           <w:rFonts w:ascii="Calibri" w:cs="Calibri" w:eastAsia="Calibri" w:hAnsi="Calibri"/>
         </w:rPr>
-        <w:t xml:space="preserve">Entender de verdad a la clienta y el mercado antes de decidir nada.</w:t>
       </w:r>
     </w:p>
     <w:p>
@@ -1227,7 +1221,7 @@
           <w:szCs w:val="19"/>
           <w:rFonts w:ascii="Calibri" w:cs="Calibri" w:eastAsia="Calibri" w:hAnsi="Calibri"/>
         </w:rPr>
-        <w:t xml:space="preserve">Actividades</w:t>
+        <w:t>Activities</w:t>
       </w:r>
     </w:p>
     <w:p>
@@ -1250,7 +1244,7 @@
           <w:szCs w:val="21"/>
           <w:rFonts w:ascii="Calibri" w:cs="Calibri" w:eastAsia="Calibri" w:hAnsi="Calibri"/>
         </w:rPr>
-        <w:t xml:space="preserve">Ejecutar la investigación del Documento 3 (temas de prioridad ALTA primero).</w:t>
+        <w:t>Carry out the research in Document 3 (HIGH priority topics first).</w:t>
       </w:r>
     </w:p>
     <w:p>
@@ -1273,7 +1267,7 @@
           <w:szCs w:val="21"/>
           <w:rFonts w:ascii="Calibri" w:cs="Calibri" w:eastAsia="Calibri" w:hAnsi="Calibri"/>
         </w:rPr>
-        <w:t xml:space="preserve">Entrevistas a 5–8 clientas + encuesta corta.</w:t>
+        <w:t>Interviews with 5–8 customers + short survey.</w:t>
       </w:r>
     </w:p>
     <w:p>
@@ -1296,7 +1290,7 @@
           <w:szCs w:val="21"/>
           <w:rFonts w:ascii="Calibri" w:cs="Calibri" w:eastAsia="Calibri" w:hAnsi="Calibri"/>
         </w:rPr>
-        <w:t xml:space="preserve">Análisis de competidores locales e internacionales.</w:t>
+        <w:t>Analysis of local and international competitors.</w:t>
       </w:r>
     </w:p>
     <w:p>
@@ -1319,7 +1313,7 @@
           <w:szCs w:val="21"/>
           <w:rFonts w:ascii="Calibri" w:cs="Calibri" w:eastAsia="Calibri" w:hAnsi="Calibri"/>
         </w:rPr>
-        <w:t xml:space="preserve">Revisar datos propios (ventas, pedidos por WhatsApp).</w:t>
+        <w:t>Review own data (sales, WhatsApp orders).</w:t>
       </w:r>
     </w:p>
     <w:p>
@@ -1336,7 +1330,7 @@
           <w:szCs w:val="19"/>
           <w:rFonts w:ascii="Calibri" w:cs="Calibri" w:eastAsia="Calibri" w:hAnsi="Calibri"/>
         </w:rPr>
-        <w:t xml:space="preserve">Métodos</w:t>
+        <w:t>Methods</w:t>
       </w:r>
     </w:p>
     <w:p>
@@ -1353,7 +1347,7 @@
           <w:szCs w:val="19"/>
           <w:rFonts w:ascii="Calibri" w:cs="Calibri" w:eastAsia="Calibri" w:hAnsi="Calibri"/>
         </w:rPr>
-        <w:t xml:space="preserve">Entrevistas, encuestas, JTBD, análisis competitivo, deep research (Doc 4).</w:t>
+        <w:t>Interviews, surveys, JTBD, competitive analysis, deep research (Doc 4).</w:t>
       </w:r>
     </w:p>
     <w:p>
@@ -1370,7 +1364,7 @@
           <w:szCs w:val="19"/>
           <w:rFonts w:ascii="Calibri" w:cs="Calibri" w:eastAsia="Calibri" w:hAnsi="Calibri"/>
         </w:rPr>
-        <w:t xml:space="preserve">Entregables</w:t>
+        <w:t>Deliverables</w:t>
       </w:r>
     </w:p>
     <w:p>
@@ -1393,7 +1387,7 @@
           <w:szCs w:val="21"/>
           <w:rFonts w:ascii="Calibri" w:cs="Calibri" w:eastAsia="Calibri" w:hAnsi="Calibri"/>
         </w:rPr>
-        <w:t xml:space="preserve">Hallazgos de research</w:t>
+        <w:t>Research findings</w:t>
       </w:r>
     </w:p>
     <w:p>
@@ -1416,7 +1410,7 @@
           <w:szCs w:val="21"/>
           <w:rFonts w:ascii="Calibri" w:cs="Calibri" w:eastAsia="Calibri" w:hAnsi="Calibri"/>
         </w:rPr>
-        <w:t xml:space="preserve">Mapa de competidores</w:t>
+        <w:t>Competitor map</w:t>
       </w:r>
     </w:p>
     <w:p>
@@ -1439,7 +1433,7 @@
           <w:szCs w:val="21"/>
           <w:rFonts w:ascii="Calibri" w:cs="Calibri" w:eastAsia="Calibri" w:hAnsi="Calibri"/>
         </w:rPr>
-        <w:t xml:space="preserve">2–3 personas basadas en evidencia</w:t>
+        <w:t>2–3 evidence-based personas</w:t>
       </w:r>
     </w:p>
     <w:p>
@@ -1458,7 +1452,7 @@
           <w:szCs w:val="26"/>
           <w:rFonts w:ascii="Georgia" w:cs="Georgia" w:eastAsia="Georgia" w:hAnsi="Georgia"/>
         </w:rPr>
-        <w:t xml:space="preserve">  ◆   </w:t>
+        <w:t xml:space="preserve">  ◆   DEFINE — converge</w:t>
       </w:r>
       <w:r>
         <w:rPr>
@@ -1469,7 +1463,6 @@
           <w:szCs w:val="26"/>
           <w:rFonts w:ascii="Georgia" w:cs="Georgia" w:eastAsia="Georgia" w:hAnsi="Georgia"/>
         </w:rPr>
-        <w:t xml:space="preserve">DEFINIR (Define) — cerrar</w:t>
       </w:r>
     </w:p>
     <w:p>
@@ -1486,7 +1479,7 @@
           <w:szCs w:val="20"/>
           <w:rFonts w:ascii="Calibri" w:cs="Calibri" w:eastAsia="Calibri" w:hAnsi="Calibri"/>
         </w:rPr>
-        <w:t xml:space="preserve">Objetivo: </w:t>
+        <w:t>Objective: Turn the findings into a clear problem and a prioritised list.</w:t>
       </w:r>
       <w:r>
         <w:rPr>
@@ -1495,7 +1488,6 @@
           <w:szCs w:val="20"/>
           <w:rFonts w:ascii="Calibri" w:cs="Calibri" w:eastAsia="Calibri" w:hAnsi="Calibri"/>
         </w:rPr>
-        <w:t xml:space="preserve">Convertir los hallazgos en un problema claro y una lista priorizada.</w:t>
       </w:r>
     </w:p>
     <w:p>
@@ -1512,7 +1504,7 @@
           <w:szCs w:val="19"/>
           <w:rFonts w:ascii="Calibri" w:cs="Calibri" w:eastAsia="Calibri" w:hAnsi="Calibri"/>
         </w:rPr>
-        <w:t xml:space="preserve">Actividades</w:t>
+        <w:t>Activities</w:t>
       </w:r>
     </w:p>
     <w:p>
@@ -1535,7 +1527,7 @@
           <w:szCs w:val="21"/>
           <w:rFonts w:ascii="Calibri" w:cs="Calibri" w:eastAsia="Calibri" w:hAnsi="Calibri"/>
         </w:rPr>
-        <w:t xml:space="preserve">Sintetizar research en insights y "problem statements".</w:t>
+        <w:t>Synthesise research into insights and "problem statements".</w:t>
       </w:r>
     </w:p>
     <w:p>
@@ -1558,7 +1550,7 @@
           <w:szCs w:val="21"/>
           <w:rFonts w:ascii="Calibri" w:cs="Calibri" w:eastAsia="Calibri" w:hAnsi="Calibri"/>
         </w:rPr>
-        <w:t xml:space="preserve">Priorizar el backlog (Documento 2) con MoSCoW y RICE.</w:t>
+        <w:t>Prioritise the backlog (Document 2) with MoSCoW and RICE.</w:t>
       </w:r>
     </w:p>
     <w:p>
@@ -1581,7 +1573,7 @@
           <w:szCs w:val="21"/>
           <w:rFonts w:ascii="Calibri" w:cs="Calibri" w:eastAsia="Calibri" w:hAnsi="Calibri"/>
         </w:rPr>
-        <w:t xml:space="preserve">Definir métricas de éxito (KPIs).</w:t>
+        <w:t>Define success metrics (KPIs).</w:t>
       </w:r>
     </w:p>
     <w:p>
@@ -1604,7 +1596,7 @@
           <w:szCs w:val="21"/>
           <w:rFonts w:ascii="Calibri" w:cs="Calibri" w:eastAsia="Calibri" w:hAnsi="Calibri"/>
         </w:rPr>
-        <w:t xml:space="preserve">Acordar el alcance del lanzamiento (MVP).</w:t>
+        <w:t>Agree on the launch scope (MVP).</w:t>
       </w:r>
     </w:p>
     <w:p>
@@ -1621,7 +1613,7 @@
           <w:szCs w:val="19"/>
           <w:rFonts w:ascii="Calibri" w:cs="Calibri" w:eastAsia="Calibri" w:hAnsi="Calibri"/>
         </w:rPr>
-        <w:t xml:space="preserve">Métodos</w:t>
+        <w:t>Methods</w:t>
       </w:r>
     </w:p>
     <w:p>
@@ -1638,7 +1630,7 @@
           <w:szCs w:val="19"/>
           <w:rFonts w:ascii="Calibri" w:cs="Calibri" w:eastAsia="Calibri" w:hAnsi="Calibri"/>
         </w:rPr>
-        <w:t xml:space="preserve">Síntesis de insights, MoSCoW, RICE, definición de MVP, mapa de experiencia.</w:t>
+        <w:t>Insight synthesis, MoSCoW, RICE, MVP definition, experience map.</w:t>
       </w:r>
     </w:p>
     <w:p>
@@ -1655,7 +1647,7 @@
           <w:szCs w:val="19"/>
           <w:rFonts w:ascii="Calibri" w:cs="Calibri" w:eastAsia="Calibri" w:hAnsi="Calibri"/>
         </w:rPr>
-        <w:t xml:space="preserve">Entregables</w:t>
+        <w:t>Deliverables</w:t>
       </w:r>
     </w:p>
     <w:p>
@@ -1678,7 +1670,7 @@
           <w:szCs w:val="21"/>
           <w:rFonts w:ascii="Calibri" w:cs="Calibri" w:eastAsia="Calibri" w:hAnsi="Calibri"/>
         </w:rPr>
-        <w:t xml:space="preserve">Problem statement acordado</w:t>
+        <w:t>Agreed problem statement</w:t>
       </w:r>
     </w:p>
     <w:p>
@@ -1701,7 +1693,7 @@
           <w:szCs w:val="21"/>
           <w:rFonts w:ascii="Calibri" w:cs="Calibri" w:eastAsia="Calibri" w:hAnsi="Calibri"/>
         </w:rPr>
-        <w:t xml:space="preserve">Backlog priorizado</w:t>
+        <w:t>Prioritised backlog</w:t>
       </w:r>
     </w:p>
     <w:p>
@@ -1724,7 +1716,7 @@
           <w:szCs w:val="21"/>
           <w:rFonts w:ascii="Calibri" w:cs="Calibri" w:eastAsia="Calibri" w:hAnsi="Calibri"/>
         </w:rPr>
-        <w:t xml:space="preserve">Alcance del MVP</w:t>
+        <w:t>MVP scope</w:t>
       </w:r>
     </w:p>
     <w:p>
@@ -1747,7 +1739,7 @@
           <w:szCs w:val="21"/>
           <w:rFonts w:ascii="Calibri" w:cs="Calibri" w:eastAsia="Calibri" w:hAnsi="Calibri"/>
         </w:rPr>
-        <w:t xml:space="preserve">KPIs definidos</w:t>
+        <w:t>Defined KPIs</w:t>
       </w:r>
     </w:p>
     <w:p>
@@ -1766,7 +1758,7 @@
           <w:szCs w:val="26"/>
           <w:rFonts w:ascii="Georgia" w:cs="Georgia" w:eastAsia="Georgia" w:hAnsi="Georgia"/>
         </w:rPr>
-        <w:t xml:space="preserve">  ◆   </w:t>
+        <w:t xml:space="preserve">  ◆   DEVELOP — diverge</w:t>
       </w:r>
       <w:r>
         <w:rPr>
@@ -1777,7 +1769,6 @@
           <w:szCs w:val="26"/>
           <w:rFonts w:ascii="Georgia" w:cs="Georgia" w:eastAsia="Georgia" w:hAnsi="Georgia"/>
         </w:rPr>
-        <w:t xml:space="preserve">DESARROLLAR (Develop) — abrir</w:t>
       </w:r>
     </w:p>
     <w:p>
@@ -1794,7 +1785,7 @@
           <w:szCs w:val="20"/>
           <w:rFonts w:ascii="Calibri" w:cs="Calibri" w:eastAsia="Calibri" w:hAnsi="Calibri"/>
         </w:rPr>
-        <w:t xml:space="preserve">Objetivo: </w:t>
+        <w:t>Objective: Ideate and prototype solutions for the defined problem.</w:t>
       </w:r>
       <w:r>
         <w:rPr>
@@ -1803,7 +1794,6 @@
           <w:szCs w:val="20"/>
           <w:rFonts w:ascii="Calibri" w:cs="Calibri" w:eastAsia="Calibri" w:hAnsi="Calibri"/>
         </w:rPr>
-        <w:t xml:space="preserve">Idear y prototipar soluciones para el problema definido.</w:t>
       </w:r>
     </w:p>
     <w:p>
@@ -1820,7 +1810,7 @@
           <w:szCs w:val="19"/>
           <w:rFonts w:ascii="Calibri" w:cs="Calibri" w:eastAsia="Calibri" w:hAnsi="Calibri"/>
         </w:rPr>
-        <w:t xml:space="preserve">Actividades</w:t>
+        <w:t>Activities</w:t>
       </w:r>
     </w:p>
     <w:p>
@@ -1843,7 +1833,7 @@
           <w:szCs w:val="21"/>
           <w:rFonts w:ascii="Calibri" w:cs="Calibri" w:eastAsia="Calibri" w:hAnsi="Calibri"/>
         </w:rPr>
-        <w:t xml:space="preserve">Brainstorm con los HMW (Documento 4).</w:t>
+        <w:t>Brainstorm with the HMWs (Document 4).</w:t>
       </w:r>
     </w:p>
     <w:p>
@@ -1866,7 +1856,7 @@
           <w:szCs w:val="21"/>
           <w:rFonts w:ascii="Calibri" w:cs="Calibri" w:eastAsia="Calibri" w:hAnsi="Calibri"/>
         </w:rPr>
-        <w:t xml:space="preserve">Diseñar flujos y wireframes (checkout móvil, delivery, ficha de producto).</w:t>
+        <w:t>Design flows and wireframes (mobile checkout, delivery, product page).</w:t>
       </w:r>
     </w:p>
     <w:p>
@@ -1889,7 +1879,7 @@
           <w:szCs w:val="21"/>
           <w:rFonts w:ascii="Calibri" w:cs="Calibri" w:eastAsia="Calibri" w:hAnsi="Calibri"/>
         </w:rPr>
-        <w:t xml:space="preserve">Prototipar en Figma y probar con usuarias.</w:t>
+        <w:t>Prototype in Figma and test with users.</w:t>
       </w:r>
     </w:p>
     <w:p>
@@ -1912,7 +1902,7 @@
           <w:szCs w:val="21"/>
           <w:rFonts w:ascii="Calibri" w:cs="Calibri" w:eastAsia="Calibri" w:hAnsi="Calibri"/>
         </w:rPr>
-        <w:t xml:space="preserve">Construir por sprints, empezando por los P0 del Documento 2.</w:t>
+        <w:t>Build in sprints, starting with the P0 items in Document 2.</w:t>
       </w:r>
     </w:p>
     <w:p>
@@ -1929,7 +1919,7 @@
           <w:szCs w:val="19"/>
           <w:rFonts w:ascii="Calibri" w:cs="Calibri" w:eastAsia="Calibri" w:hAnsi="Calibri"/>
         </w:rPr>
-        <w:t xml:space="preserve">Métodos</w:t>
+        <w:t>Methods</w:t>
       </w:r>
     </w:p>
     <w:p>
@@ -1946,7 +1936,7 @@
           <w:szCs w:val="19"/>
           <w:rFonts w:ascii="Calibri" w:cs="Calibri" w:eastAsia="Calibri" w:hAnsi="Calibri"/>
         </w:rPr>
-        <w:t xml:space="preserve">Design Thinking (idear/prototipar/probar), Lean UX, diseño en Figma, sprints Agile.</w:t>
+        <w:t>Design Thinking (ideate/prototype/test), Lean UX, design in Figma, Agile sprints.</w:t>
       </w:r>
     </w:p>
     <w:p>
@@ -1963,7 +1953,7 @@
           <w:szCs w:val="19"/>
           <w:rFonts w:ascii="Calibri" w:cs="Calibri" w:eastAsia="Calibri" w:hAnsi="Calibri"/>
         </w:rPr>
-        <w:t xml:space="preserve">Entregables</w:t>
+        <w:t>Deliverables</w:t>
       </w:r>
     </w:p>
     <w:p>
@@ -1986,7 +1976,7 @@
           <w:szCs w:val="21"/>
           <w:rFonts w:ascii="Calibri" w:cs="Calibri" w:eastAsia="Calibri" w:hAnsi="Calibri"/>
         </w:rPr>
-        <w:t xml:space="preserve">Wireframes y prototipos</w:t>
+        <w:t>Wireframes and prototypes</w:t>
       </w:r>
     </w:p>
     <w:p>
@@ -2009,7 +1999,7 @@
           <w:szCs w:val="21"/>
           <w:rFonts w:ascii="Calibri" w:cs="Calibri" w:eastAsia="Calibri" w:hAnsi="Calibri"/>
         </w:rPr>
-        <w:t xml:space="preserve">Diseños de alta fidelidad</w:t>
+        <w:t>High-fidelity designs</w:t>
       </w:r>
     </w:p>
     <w:p>
@@ -2032,7 +2022,7 @@
           <w:szCs w:val="21"/>
           <w:rFonts w:ascii="Calibri" w:cs="Calibri" w:eastAsia="Calibri" w:hAnsi="Calibri"/>
         </w:rPr>
-        <w:t xml:space="preserve">Incrementos de producto por sprint</w:t>
+        <w:t>Product increments per sprint</w:t>
       </w:r>
     </w:p>
     <w:p>
@@ -2051,7 +2041,7 @@
           <w:szCs w:val="26"/>
           <w:rFonts w:ascii="Georgia" w:cs="Georgia" w:eastAsia="Georgia" w:hAnsi="Georgia"/>
         </w:rPr>
-        <w:t xml:space="preserve">  ◆   </w:t>
+        <w:t xml:space="preserve">  ◆   DELIVER — converge</w:t>
       </w:r>
       <w:r>
         <w:rPr>
@@ -2062,7 +2052,6 @@
           <w:szCs w:val="26"/>
           <w:rFonts w:ascii="Georgia" w:cs="Georgia" w:eastAsia="Georgia" w:hAnsi="Georgia"/>
         </w:rPr>
-        <w:t xml:space="preserve">ENTREGAR (Deliver) — cerrar</w:t>
       </w:r>
     </w:p>
     <w:p>
@@ -2079,7 +2068,7 @@
           <w:szCs w:val="20"/>
           <w:rFonts w:ascii="Calibri" w:cs="Calibri" w:eastAsia="Calibri" w:hAnsi="Calibri"/>
         </w:rPr>
-        <w:t xml:space="preserve">Objetivo: </w:t>
+        <w:t>Objective: Launch, measure and improve with real data.</w:t>
       </w:r>
       <w:r>
         <w:rPr>
@@ -2088,7 +2077,6 @@
           <w:szCs w:val="20"/>
           <w:rFonts w:ascii="Calibri" w:cs="Calibri" w:eastAsia="Calibri" w:hAnsi="Calibri"/>
         </w:rPr>
-        <w:t xml:space="preserve">Lanzar, medir y mejorar con datos reales.</w:t>
       </w:r>
     </w:p>
     <w:p>
@@ -2105,7 +2093,7 @@
           <w:szCs w:val="19"/>
           <w:rFonts w:ascii="Calibri" w:cs="Calibri" w:eastAsia="Calibri" w:hAnsi="Calibri"/>
         </w:rPr>
-        <w:t xml:space="preserve">Actividades</w:t>
+        <w:t>Activities</w:t>
       </w:r>
     </w:p>
     <w:p>
@@ -2128,7 +2116,7 @@
           <w:szCs w:val="21"/>
           <w:rFonts w:ascii="Calibri" w:cs="Calibri" w:eastAsia="Calibri" w:hAnsi="Calibri"/>
         </w:rPr>
-        <w:t xml:space="preserve">Completar QA (checklist del Documento 2, epic K).</w:t>
+        <w:t>Complete QA (Document 2 checklist, epic K).</w:t>
       </w:r>
     </w:p>
     <w:p>
@@ -2151,7 +2139,7 @@
           <w:szCs w:val="21"/>
           <w:rFonts w:ascii="Calibri" w:cs="Calibri" w:eastAsia="Calibri" w:hAnsi="Calibri"/>
         </w:rPr>
-        <w:t xml:space="preserve">Lanzar el MVP y activar analítica.</w:t>
+        <w:t>Launch the MVP and activate analytics.</w:t>
       </w:r>
     </w:p>
     <w:p>
@@ -2174,7 +2162,7 @@
           <w:szCs w:val="21"/>
           <w:rFonts w:ascii="Calibri" w:cs="Calibri" w:eastAsia="Calibri" w:hAnsi="Calibri"/>
         </w:rPr>
-        <w:t xml:space="preserve">Medir KPIs y recoger feedback.</w:t>
+        <w:t>Measure KPIs and gather feedback.</w:t>
       </w:r>
     </w:p>
     <w:p>
@@ -2197,7 +2185,7 @@
           <w:szCs w:val="21"/>
           <w:rFonts w:ascii="Calibri" w:cs="Calibri" w:eastAsia="Calibri" w:hAnsi="Calibri"/>
         </w:rPr>
-        <w:t xml:space="preserve">Iterar: construir–medir–aprender.</w:t>
+        <w:t>Iterate: build–measure–learn.</w:t>
       </w:r>
     </w:p>
     <w:p>
@@ -2214,7 +2202,7 @@
           <w:szCs w:val="19"/>
           <w:rFonts w:ascii="Calibri" w:cs="Calibri" w:eastAsia="Calibri" w:hAnsi="Calibri"/>
         </w:rPr>
-        <w:t xml:space="preserve">Métodos</w:t>
+        <w:t>Methods</w:t>
       </w:r>
     </w:p>
     <w:p>
@@ -2231,7 +2219,7 @@
           <w:szCs w:val="19"/>
           <w:rFonts w:ascii="Calibri" w:cs="Calibri" w:eastAsia="Calibri" w:hAnsi="Calibri"/>
         </w:rPr>
-        <w:t xml:space="preserve">Lean UX (medir/aprender), pruebas A/B, analítica, retros de sprint.</w:t>
+        <w:t>Lean UX (measure/learn), A/B testing, analytics, sprint retros.</w:t>
       </w:r>
     </w:p>
     <w:p>
@@ -2248,7 +2236,7 @@
           <w:szCs w:val="19"/>
           <w:rFonts w:ascii="Calibri" w:cs="Calibri" w:eastAsia="Calibri" w:hAnsi="Calibri"/>
         </w:rPr>
-        <w:t xml:space="preserve">Entregables</w:t>
+        <w:t>Deliverables</w:t>
       </w:r>
     </w:p>
     <w:p>
@@ -2271,7 +2259,7 @@
           <w:szCs w:val="21"/>
           <w:rFonts w:ascii="Calibri" w:cs="Calibri" w:eastAsia="Calibri" w:hAnsi="Calibri"/>
         </w:rPr>
-        <w:t xml:space="preserve">Sitio en producción</w:t>
+        <w:t>Site in production</w:t>
       </w:r>
     </w:p>
     <w:p>
@@ -2294,7 +2282,7 @@
           <w:szCs w:val="21"/>
           <w:rFonts w:ascii="Calibri" w:cs="Calibri" w:eastAsia="Calibri" w:hAnsi="Calibri"/>
         </w:rPr>
-        <w:t xml:space="preserve">Panel de métricas</w:t>
+        <w:t>Metrics dashboard</w:t>
       </w:r>
     </w:p>
     <w:p>
@@ -2317,7 +2305,7 @@
           <w:szCs w:val="21"/>
           <w:rFonts w:ascii="Calibri" w:cs="Calibri" w:eastAsia="Calibri" w:hAnsi="Calibri"/>
         </w:rPr>
-        <w:t xml:space="preserve">Plan de mejoras iterativas</w:t>
+        <w:t>Iterative improvement plan</w:t>
       </w:r>
     </w:p>
     <w:p>
@@ -2342,7 +2330,7 @@
           <w:szCs w:val="30"/>
           <w:rFonts w:ascii="Georgia" w:cs="Georgia" w:eastAsia="Georgia" w:hAnsi="Georgia"/>
         </w:rPr>
-        <w:t xml:space="preserve">4. Roadmap por fases (sprints)</w:t>
+        <w:t>4. Phased roadmap (sprints)</w:t>
       </w:r>
     </w:p>
     <w:p>
@@ -2361,7 +2349,7 @@
           <w:szCs w:val="21"/>
           <w:rFonts w:ascii="Calibri" w:cs="Calibri" w:eastAsia="Calibri" w:hAnsi="Calibri"/>
         </w:rPr>
-        <w:t xml:space="preserve">Propuesta de secuencia. Ajusta las semanas al ritmo real del equipo. Un "sprint" es un ciclo corto (1–2 semanas) con un objetivo claro.</w:t>
+        <w:t>Proposed sequence. Adjust the weeks to the team's actual pace. A "sprint" is a short cycle (1–2 weeks) with a clear goal.</w:t>
       </w:r>
     </w:p>
     <w:tbl>
@@ -2411,7 +2399,7 @@
                 <w:szCs w:val="18"/>
                 <w:rFonts w:ascii="Calibri" w:cs="Calibri" w:eastAsia="Calibri" w:hAnsi="Calibri"/>
               </w:rPr>
-              <w:t xml:space="preserve">Fase</w:t>
+              <w:t>Phase</w:t>
             </w:r>
           </w:p>
         </w:tc>
@@ -2440,7 +2428,7 @@
                 <w:szCs w:val="18"/>
                 <w:rFonts w:ascii="Calibri" w:cs="Calibri" w:eastAsia="Calibri" w:hAnsi="Calibri"/>
               </w:rPr>
-              <w:t xml:space="preserve">Sprint</w:t>
+              <w:t>Sprint</w:t>
             </w:r>
           </w:p>
         </w:tc>
@@ -2469,7 +2457,7 @@
                 <w:szCs w:val="18"/>
                 <w:rFonts w:ascii="Calibri" w:cs="Calibri" w:eastAsia="Calibri" w:hAnsi="Calibri"/>
               </w:rPr>
-              <w:t xml:space="preserve">Foco principal</w:t>
+              <w:t>Main focus</w:t>
             </w:r>
           </w:p>
         </w:tc>
@@ -2498,7 +2486,7 @@
                 <w:szCs w:val="18"/>
                 <w:rFonts w:ascii="Calibri" w:cs="Calibri" w:eastAsia="Calibri" w:hAnsi="Calibri"/>
               </w:rPr>
-              <w:t xml:space="preserve">Sale de</w:t>
+              <w:t>Comes from</w:t>
             </w:r>
           </w:p>
         </w:tc>
@@ -2529,7 +2517,7 @@
                 <w:szCs w:val="18"/>
                 <w:rFonts w:ascii="Calibri" w:cs="Calibri" w:eastAsia="Calibri" w:hAnsi="Calibri"/>
               </w:rPr>
-              <w:t xml:space="preserve">Descubrir</w:t>
+              <w:t>Discover</w:t>
             </w:r>
           </w:p>
         </w:tc>
@@ -2558,7 +2546,7 @@
                 <w:szCs w:val="18"/>
                 <w:rFonts w:ascii="Calibri" w:cs="Calibri" w:eastAsia="Calibri" w:hAnsi="Calibri"/>
               </w:rPr>
-              <w:t xml:space="preserve">S1–S2</w:t>
+              <w:t>S1–S2</w:t>
             </w:r>
           </w:p>
         </w:tc>
@@ -2587,7 +2575,7 @@
                 <w:szCs w:val="18"/>
                 <w:rFonts w:ascii="Calibri" w:cs="Calibri" w:eastAsia="Calibri" w:hAnsi="Calibri"/>
               </w:rPr>
-              <w:t xml:space="preserve">Research prioridad ALTA + entrevistas + competencia</w:t>
+              <w:t>HIGH priority research + interviews + competition</w:t>
             </w:r>
           </w:p>
         </w:tc>
@@ -2616,7 +2604,7 @@
                 <w:szCs w:val="18"/>
                 <w:rFonts w:ascii="Calibri" w:cs="Calibri" w:eastAsia="Calibri" w:hAnsi="Calibri"/>
               </w:rPr>
-              <w:t xml:space="preserve">Doc 3 / Doc 4</w:t>
+              <w:t>Doc 3 / Doc 4</w:t>
             </w:r>
           </w:p>
         </w:tc>
@@ -2647,7 +2635,7 @@
                 <w:szCs w:val="18"/>
                 <w:rFonts w:ascii="Calibri" w:cs="Calibri" w:eastAsia="Calibri" w:hAnsi="Calibri"/>
               </w:rPr>
-              <w:t xml:space="preserve">Definir</w:t>
+              <w:t>Define</w:t>
             </w:r>
           </w:p>
         </w:tc>
@@ -2676,7 +2664,7 @@
                 <w:szCs w:val="18"/>
                 <w:rFonts w:ascii="Calibri" w:cs="Calibri" w:eastAsia="Calibri" w:hAnsi="Calibri"/>
               </w:rPr>
-              <w:t xml:space="preserve">S3</w:t>
+              <w:t>S3</w:t>
             </w:r>
           </w:p>
         </w:tc>
@@ -2705,7 +2693,7 @@
                 <w:szCs w:val="18"/>
                 <w:rFonts w:ascii="Calibri" w:cs="Calibri" w:eastAsia="Calibri" w:hAnsi="Calibri"/>
               </w:rPr>
-              <w:t xml:space="preserve">Insights, priorización RICE/MoSCoW, alcance MVP, KPIs</w:t>
+              <w:t>Insights, RICE/MoSCoW prioritisation, MVP scope, KPIs</w:t>
             </w:r>
           </w:p>
         </w:tc>
@@ -2734,7 +2722,7 @@
                 <w:szCs w:val="18"/>
                 <w:rFonts w:ascii="Calibri" w:cs="Calibri" w:eastAsia="Calibri" w:hAnsi="Calibri"/>
               </w:rPr>
-              <w:t xml:space="preserve">Doc 2 / Doc 4</w:t>
+              <w:t>Doc 2 / Doc 4</w:t>
             </w:r>
           </w:p>
         </w:tc>
@@ -2765,7 +2753,7 @@
                 <w:szCs w:val="18"/>
                 <w:rFonts w:ascii="Calibri" w:cs="Calibri" w:eastAsia="Calibri" w:hAnsi="Calibri"/>
               </w:rPr>
-              <w:t xml:space="preserve">Desarrollar</w:t>
+              <w:t>Develop</w:t>
             </w:r>
           </w:p>
         </w:tc>
@@ -2794,7 +2782,7 @@
                 <w:szCs w:val="18"/>
                 <w:rFonts w:ascii="Calibri" w:cs="Calibri" w:eastAsia="Calibri" w:hAnsi="Calibri"/>
               </w:rPr>
-              <w:t xml:space="preserve">S4–S6</w:t>
+              <w:t>S4–S6</w:t>
             </w:r>
           </w:p>
         </w:tc>
@@ -2823,7 +2811,7 @@
                 <w:szCs w:val="18"/>
                 <w:rFonts w:ascii="Calibri" w:cs="Calibri" w:eastAsia="Calibri" w:hAnsi="Calibri"/>
               </w:rPr>
-              <w:t xml:space="preserve">Diseño de flujos clave + construir P0 (bloqueadores)</w:t>
+              <w:t>Design of key flows + build P0 (blockers)</w:t>
             </w:r>
           </w:p>
         </w:tc>
@@ -2852,7 +2840,7 @@
                 <w:szCs w:val="18"/>
                 <w:rFonts w:ascii="Calibri" w:cs="Calibri" w:eastAsia="Calibri" w:hAnsi="Calibri"/>
               </w:rPr>
-              <w:t xml:space="preserve">Doc 2 (P0)</w:t>
+              <w:t>Doc 2 (P0)</w:t>
             </w:r>
           </w:p>
         </w:tc>
@@ -2883,7 +2871,7 @@
                 <w:szCs w:val="18"/>
                 <w:rFonts w:ascii="Calibri" w:cs="Calibri" w:eastAsia="Calibri" w:hAnsi="Calibri"/>
               </w:rPr>
-              <w:t xml:space="preserve">Entregar</w:t>
+              <w:t>Deliver</w:t>
             </w:r>
           </w:p>
         </w:tc>
@@ -2912,7 +2900,7 @@
                 <w:szCs w:val="18"/>
                 <w:rFonts w:ascii="Calibri" w:cs="Calibri" w:eastAsia="Calibri" w:hAnsi="Calibri"/>
               </w:rPr>
-              <w:t xml:space="preserve">S7</w:t>
+              <w:t>S7</w:t>
             </w:r>
           </w:p>
         </w:tc>
@@ -2941,7 +2929,7 @@
                 <w:szCs w:val="18"/>
                 <w:rFonts w:ascii="Calibri" w:cs="Calibri" w:eastAsia="Calibri" w:hAnsi="Calibri"/>
               </w:rPr>
-              <w:t xml:space="preserve">QA + lanzamiento MVP + analítica</w:t>
+              <w:t>QA + MVP launch + analytics</w:t>
             </w:r>
           </w:p>
         </w:tc>
@@ -2970,7 +2958,7 @@
                 <w:szCs w:val="18"/>
                 <w:rFonts w:ascii="Calibri" w:cs="Calibri" w:eastAsia="Calibri" w:hAnsi="Calibri"/>
               </w:rPr>
-              <w:t xml:space="preserve">Doc 2 (Epic K)</w:t>
+              <w:t>Doc 2 (Epic K)</w:t>
             </w:r>
           </w:p>
         </w:tc>
@@ -3001,7 +2989,7 @@
                 <w:szCs w:val="18"/>
                 <w:rFonts w:ascii="Calibri" w:cs="Calibri" w:eastAsia="Calibri" w:hAnsi="Calibri"/>
               </w:rPr>
-              <w:t xml:space="preserve">Iterar</w:t>
+              <w:t>Iterate</w:t>
             </w:r>
           </w:p>
         </w:tc>
@@ -3030,7 +3018,7 @@
                 <w:szCs w:val="18"/>
                 <w:rFonts w:ascii="Calibri" w:cs="Calibri" w:eastAsia="Calibri" w:hAnsi="Calibri"/>
               </w:rPr>
-              <w:t xml:space="preserve">S8+</w:t>
+              <w:t>S8+</w:t>
             </w:r>
           </w:p>
         </w:tc>
@@ -3059,7 +3047,7 @@
                 <w:szCs w:val="18"/>
                 <w:rFonts w:ascii="Calibri" w:cs="Calibri" w:eastAsia="Calibri" w:hAnsi="Calibri"/>
               </w:rPr>
-              <w:t xml:space="preserve">Delivery operativo, P1/P2, mejoras por datos</w:t>
+              <w:t>Operational delivery, P1/P2, data-driven improvements</w:t>
             </w:r>
           </w:p>
         </w:tc>
@@ -3088,7 +3076,7 @@
                 <w:szCs w:val="18"/>
                 <w:rFonts w:ascii="Calibri" w:cs="Calibri" w:eastAsia="Calibri" w:hAnsi="Calibri"/>
               </w:rPr>
-              <w:t xml:space="preserve">Doc 2 (P1/P2)</w:t>
+              <w:t>Doc 2 (P1/P2)</w:t>
             </w:r>
           </w:p>
         </w:tc>
@@ -3142,7 +3130,7 @@
                 <w:szCs w:val="21"/>
                 <w:rFonts w:ascii="Calibri" w:cs="Calibri" w:eastAsia="Calibri" w:hAnsi="Calibri"/>
               </w:rPr>
-              <w:t xml:space="preserve">Atajo pragmático</w:t>
+              <w:t>Pragmatic shortcut</w:t>
             </w:r>
           </w:p>
           <w:p>
@@ -3156,7 +3144,7 @@
                 <w:szCs w:val="20"/>
                 <w:rFonts w:ascii="Calibri" w:cs="Calibri" w:eastAsia="Calibri" w:hAnsi="Calibri"/>
               </w:rPr>
-              <w:t xml:space="preserve">Como el código ya está muy avanzado, pueden correr "Descubrir/Definir" (research) EN PARALELO con el cierre técnico de los bloqueadores P0 del Documento 2. Así avanzas hacia el lanzamiento mientras investigas para las mejoras.</w:t>
+              <w:t>Because the code is already well advanced, "Discover/Define" (research) can run IN PARALLEL with the technical closure of the P0 blockers in Document 2. That way you move towards launch while researching for the improvements.</w:t>
             </w:r>
           </w:p>
         </w:tc>
@@ -3184,7 +3172,7 @@
           <w:szCs w:val="30"/>
           <w:rFonts w:ascii="Georgia" w:cs="Georgia" w:eastAsia="Georgia" w:hAnsi="Georgia"/>
         </w:rPr>
-        <w:t xml:space="preserve">5. Roles y responsabilidades</w:t>
+        <w:t>5. Roles and responsibilities</w:t>
       </w:r>
     </w:p>
     <w:p>
@@ -3203,7 +3191,7 @@
           <w:szCs w:val="21"/>
           <w:rFonts w:ascii="Calibri" w:cs="Calibri" w:eastAsia="Calibri" w:hAnsi="Calibri"/>
         </w:rPr>
-        <w:t xml:space="preserve">Quién lidera qué (modelo simple: R = Responsable/hace, A = Aprueba/decide, C = Consultado, I = Informado).</w:t>
+        <w:t>Who leads what (simple model: R = Responsible/does the work, A = Approves/decides, C = Consulted, I = Informed).</w:t>
       </w:r>
     </w:p>
     <w:tbl>
@@ -3255,7 +3243,7 @@
                 <w:szCs w:val="18"/>
                 <w:rFonts w:ascii="Calibri" w:cs="Calibri" w:eastAsia="Calibri" w:hAnsi="Calibri"/>
               </w:rPr>
-              <w:t xml:space="preserve">Actividad</w:t>
+              <w:t>Activity</w:t>
             </w:r>
           </w:p>
         </w:tc>
@@ -3284,7 +3272,7 @@
                 <w:szCs w:val="18"/>
                 <w:rFonts w:ascii="Calibri" w:cs="Calibri" w:eastAsia="Calibri" w:hAnsi="Calibri"/>
               </w:rPr>
-              <w:t xml:space="preserve">UX/UI</w:t>
+              <w:t>UX/UI</w:t>
             </w:r>
           </w:p>
         </w:tc>
@@ -3313,7 +3301,7 @@
                 <w:szCs w:val="18"/>
                 <w:rFonts w:ascii="Calibri" w:cs="Calibri" w:eastAsia="Calibri" w:hAnsi="Calibri"/>
               </w:rPr>
-              <w:t xml:space="preserve">Front</w:t>
+              <w:t>Front</w:t>
             </w:r>
           </w:p>
         </w:tc>
@@ -3342,7 +3330,7 @@
                 <w:szCs w:val="18"/>
                 <w:rFonts w:ascii="Calibri" w:cs="Calibri" w:eastAsia="Calibri" w:hAnsi="Calibri"/>
               </w:rPr>
-              <w:t xml:space="preserve">Back</w:t>
+              <w:t>Back</w:t>
             </w:r>
           </w:p>
         </w:tc>
@@ -3371,7 +3359,7 @@
                 <w:szCs w:val="18"/>
                 <w:rFonts w:ascii="Calibri" w:cs="Calibri" w:eastAsia="Calibri" w:hAnsi="Calibri"/>
               </w:rPr>
-              <w:t xml:space="preserve">Mkt</w:t>
+              <w:t>Mkt</w:t>
             </w:r>
           </w:p>
         </w:tc>
@@ -3400,7 +3388,7 @@
                 <w:szCs w:val="18"/>
                 <w:rFonts w:ascii="Calibri" w:cs="Calibri" w:eastAsia="Calibri" w:hAnsi="Calibri"/>
               </w:rPr>
-              <w:t xml:space="preserve">Dueña</w:t>
+              <w:t>Owner</w:t>
             </w:r>
           </w:p>
         </w:tc>
@@ -3431,7 +3419,7 @@
                 <w:szCs w:val="18"/>
                 <w:rFonts w:ascii="Calibri" w:cs="Calibri" w:eastAsia="Calibri" w:hAnsi="Calibri"/>
               </w:rPr>
-              <w:t xml:space="preserve">Research de usuaria</w:t>
+              <w:t>User research</w:t>
             </w:r>
           </w:p>
         </w:tc>
@@ -3460,7 +3448,7 @@
                 <w:szCs w:val="18"/>
                 <w:rFonts w:ascii="Calibri" w:cs="Calibri" w:eastAsia="Calibri" w:hAnsi="Calibri"/>
               </w:rPr>
-              <w:t xml:space="preserve">R</w:t>
+              <w:t>R</w:t>
             </w:r>
           </w:p>
         </w:tc>
@@ -3489,7 +3477,7 @@
                 <w:szCs w:val="18"/>
                 <w:rFonts w:ascii="Calibri" w:cs="Calibri" w:eastAsia="Calibri" w:hAnsi="Calibri"/>
               </w:rPr>
-              <w:t xml:space="preserve">I</w:t>
+              <w:t>I</w:t>
             </w:r>
           </w:p>
         </w:tc>
@@ -3518,7 +3506,7 @@
                 <w:szCs w:val="18"/>
                 <w:rFonts w:ascii="Calibri" w:cs="Calibri" w:eastAsia="Calibri" w:hAnsi="Calibri"/>
               </w:rPr>
-              <w:t xml:space="preserve">I</w:t>
+              <w:t>I</w:t>
             </w:r>
           </w:p>
         </w:tc>
@@ -3547,7 +3535,7 @@
                 <w:szCs w:val="18"/>
                 <w:rFonts w:ascii="Calibri" w:cs="Calibri" w:eastAsia="Calibri" w:hAnsi="Calibri"/>
               </w:rPr>
-              <w:t xml:space="preserve">C</w:t>
+              <w:t>C</w:t>
             </w:r>
           </w:p>
         </w:tc>
@@ -3576,7 +3564,7 @@
                 <w:szCs w:val="18"/>
                 <w:rFonts w:ascii="Calibri" w:cs="Calibri" w:eastAsia="Calibri" w:hAnsi="Calibri"/>
               </w:rPr>
-              <w:t xml:space="preserve">A</w:t>
+              <w:t>A</w:t>
             </w:r>
           </w:p>
         </w:tc>
@@ -3607,7 +3595,7 @@
                 <w:szCs w:val="18"/>
                 <w:rFonts w:ascii="Calibri" w:cs="Calibri" w:eastAsia="Calibri" w:hAnsi="Calibri"/>
               </w:rPr>
-              <w:t xml:space="preserve">Análisis de competencia</w:t>
+              <w:t>Competitor analysis</w:t>
             </w:r>
           </w:p>
         </w:tc>
@@ -3636,7 +3624,7 @@
                 <w:szCs w:val="18"/>
                 <w:rFonts w:ascii="Calibri" w:cs="Calibri" w:eastAsia="Calibri" w:hAnsi="Calibri"/>
               </w:rPr>
-              <w:t xml:space="preserve">C</w:t>
+              <w:t>C</w:t>
             </w:r>
           </w:p>
         </w:tc>
@@ -3665,7 +3653,7 @@
                 <w:szCs w:val="18"/>
                 <w:rFonts w:ascii="Calibri" w:cs="Calibri" w:eastAsia="Calibri" w:hAnsi="Calibri"/>
               </w:rPr>
-              <w:t xml:space="preserve">I</w:t>
+              <w:t>I</w:t>
             </w:r>
           </w:p>
         </w:tc>
@@ -3694,7 +3682,7 @@
                 <w:szCs w:val="18"/>
                 <w:rFonts w:ascii="Calibri" w:cs="Calibri" w:eastAsia="Calibri" w:hAnsi="Calibri"/>
               </w:rPr>
-              <w:t xml:space="preserve">I</w:t>
+              <w:t>I</w:t>
             </w:r>
           </w:p>
         </w:tc>
@@ -3723,7 +3711,7 @@
                 <w:szCs w:val="18"/>
                 <w:rFonts w:ascii="Calibri" w:cs="Calibri" w:eastAsia="Calibri" w:hAnsi="Calibri"/>
               </w:rPr>
-              <w:t xml:space="preserve">R</w:t>
+              <w:t>R</w:t>
             </w:r>
           </w:p>
         </w:tc>
@@ -3752,7 +3740,7 @@
                 <w:szCs w:val="18"/>
                 <w:rFonts w:ascii="Calibri" w:cs="Calibri" w:eastAsia="Calibri" w:hAnsi="Calibri"/>
               </w:rPr>
-              <w:t xml:space="preserve">A</w:t>
+              <w:t>A</w:t>
             </w:r>
           </w:p>
         </w:tc>
@@ -3783,7 +3771,7 @@
                 <w:szCs w:val="18"/>
                 <w:rFonts w:ascii="Calibri" w:cs="Calibri" w:eastAsia="Calibri" w:hAnsi="Calibri"/>
               </w:rPr>
-              <w:t xml:space="preserve">Priorización (RICE/MoSCoW)</w:t>
+              <w:t>Prioritisation (RICE/MoSCoW)</w:t>
             </w:r>
           </w:p>
         </w:tc>
@@ -3812,7 +3800,7 @@
                 <w:szCs w:val="18"/>
                 <w:rFonts w:ascii="Calibri" w:cs="Calibri" w:eastAsia="Calibri" w:hAnsi="Calibri"/>
               </w:rPr>
-              <w:t xml:space="preserve">C</w:t>
+              <w:t>C</w:t>
             </w:r>
           </w:p>
         </w:tc>
@@ -3841,7 +3829,7 @@
                 <w:szCs w:val="18"/>
                 <w:rFonts w:ascii="Calibri" w:cs="Calibri" w:eastAsia="Calibri" w:hAnsi="Calibri"/>
               </w:rPr>
-              <w:t xml:space="preserve">C</w:t>
+              <w:t>C</w:t>
             </w:r>
           </w:p>
         </w:tc>
@@ -3870,7 +3858,7 @@
                 <w:szCs w:val="18"/>
                 <w:rFonts w:ascii="Calibri" w:cs="Calibri" w:eastAsia="Calibri" w:hAnsi="Calibri"/>
               </w:rPr>
-              <w:t xml:space="preserve">C</w:t>
+              <w:t>C</w:t>
             </w:r>
           </w:p>
         </w:tc>
@@ -3899,7 +3887,7 @@
                 <w:szCs w:val="18"/>
                 <w:rFonts w:ascii="Calibri" w:cs="Calibri" w:eastAsia="Calibri" w:hAnsi="Calibri"/>
               </w:rPr>
-              <w:t xml:space="preserve">C</w:t>
+              <w:t>C</w:t>
             </w:r>
           </w:p>
         </w:tc>
@@ -3928,7 +3916,7 @@
                 <w:szCs w:val="18"/>
                 <w:rFonts w:ascii="Calibri" w:cs="Calibri" w:eastAsia="Calibri" w:hAnsi="Calibri"/>
               </w:rPr>
-              <w:t xml:space="preserve">A</w:t>
+              <w:t>A</w:t>
             </w:r>
           </w:p>
         </w:tc>
@@ -3959,7 +3947,7 @@
                 <w:szCs w:val="18"/>
                 <w:rFonts w:ascii="Calibri" w:cs="Calibri" w:eastAsia="Calibri" w:hAnsi="Calibri"/>
               </w:rPr>
-              <w:t xml:space="preserve">Diseño de flujos / UI</w:t>
+              <w:t>Flow / UI design</w:t>
             </w:r>
           </w:p>
         </w:tc>
@@ -3988,7 +3976,7 @@
                 <w:szCs w:val="18"/>
                 <w:rFonts w:ascii="Calibri" w:cs="Calibri" w:eastAsia="Calibri" w:hAnsi="Calibri"/>
               </w:rPr>
-              <w:t xml:space="preserve">R</w:t>
+              <w:t>R</w:t>
             </w:r>
           </w:p>
         </w:tc>
@@ -4017,7 +4005,7 @@
                 <w:szCs w:val="18"/>
                 <w:rFonts w:ascii="Calibri" w:cs="Calibri" w:eastAsia="Calibri" w:hAnsi="Calibri"/>
               </w:rPr>
-              <w:t xml:space="preserve">C</w:t>
+              <w:t>C</w:t>
             </w:r>
           </w:p>
         </w:tc>
@@ -4046,7 +4034,7 @@
                 <w:szCs w:val="18"/>
                 <w:rFonts w:ascii="Calibri" w:cs="Calibri" w:eastAsia="Calibri" w:hAnsi="Calibri"/>
               </w:rPr>
-              <w:t xml:space="preserve">I</w:t>
+              <w:t>I</w:t>
             </w:r>
           </w:p>
         </w:tc>
@@ -4075,7 +4063,7 @@
                 <w:szCs w:val="18"/>
                 <w:rFonts w:ascii="Calibri" w:cs="Calibri" w:eastAsia="Calibri" w:hAnsi="Calibri"/>
               </w:rPr>
-              <w:t xml:space="preserve">C</w:t>
+              <w:t>C</w:t>
             </w:r>
           </w:p>
         </w:tc>
@@ -4104,7 +4092,7 @@
                 <w:szCs w:val="18"/>
                 <w:rFonts w:ascii="Calibri" w:cs="Calibri" w:eastAsia="Calibri" w:hAnsi="Calibri"/>
               </w:rPr>
-              <w:t xml:space="preserve">A</w:t>
+              <w:t>A</w:t>
             </w:r>
           </w:p>
         </w:tc>
@@ -4135,7 +4123,7 @@
                 <w:szCs w:val="18"/>
                 <w:rFonts w:ascii="Calibri" w:cs="Calibri" w:eastAsia="Calibri" w:hAnsi="Calibri"/>
               </w:rPr>
-              <w:t xml:space="preserve">Construcción P0 (frontend)</w:t>
+              <w:t>P0 build (frontend)</w:t>
             </w:r>
           </w:p>
         </w:tc>
@@ -4164,7 +4152,7 @@
                 <w:szCs w:val="18"/>
                 <w:rFonts w:ascii="Calibri" w:cs="Calibri" w:eastAsia="Calibri" w:hAnsi="Calibri"/>
               </w:rPr>
-              <w:t xml:space="preserve">C</w:t>
+              <w:t>C</w:t>
             </w:r>
           </w:p>
         </w:tc>
@@ -4193,7 +4181,7 @@
                 <w:szCs w:val="18"/>
                 <w:rFonts w:ascii="Calibri" w:cs="Calibri" w:eastAsia="Calibri" w:hAnsi="Calibri"/>
               </w:rPr>
-              <w:t xml:space="preserve">R</w:t>
+              <w:t>R</w:t>
             </w:r>
           </w:p>
         </w:tc>
@@ -4222,7 +4210,7 @@
                 <w:szCs w:val="18"/>
                 <w:rFonts w:ascii="Calibri" w:cs="Calibri" w:eastAsia="Calibri" w:hAnsi="Calibri"/>
               </w:rPr>
-              <w:t xml:space="preserve">C</w:t>
+              <w:t>C</w:t>
             </w:r>
           </w:p>
         </w:tc>
@@ -4251,7 +4239,7 @@
                 <w:szCs w:val="18"/>
                 <w:rFonts w:ascii="Calibri" w:cs="Calibri" w:eastAsia="Calibri" w:hAnsi="Calibri"/>
               </w:rPr>
-              <w:t xml:space="preserve">I</w:t>
+              <w:t>I</w:t>
             </w:r>
           </w:p>
         </w:tc>
@@ -4280,7 +4268,7 @@
                 <w:szCs w:val="18"/>
                 <w:rFonts w:ascii="Calibri" w:cs="Calibri" w:eastAsia="Calibri" w:hAnsi="Calibri"/>
               </w:rPr>
-              <w:t xml:space="preserve">A</w:t>
+              <w:t>A</w:t>
             </w:r>
           </w:p>
         </w:tc>
@@ -4311,7 +4299,7 @@
                 <w:szCs w:val="18"/>
                 <w:rFonts w:ascii="Calibri" w:cs="Calibri" w:eastAsia="Calibri" w:hAnsi="Calibri"/>
               </w:rPr>
-              <w:t xml:space="preserve">Construcción P0 (backend/infra)</w:t>
+              <w:t>P0 build (backend/infra)</w:t>
             </w:r>
           </w:p>
         </w:tc>
@@ -4340,7 +4328,7 @@
                 <w:szCs w:val="18"/>
                 <w:rFonts w:ascii="Calibri" w:cs="Calibri" w:eastAsia="Calibri" w:hAnsi="Calibri"/>
               </w:rPr>
-              <w:t xml:space="preserve">I</w:t>
+              <w:t>I</w:t>
             </w:r>
           </w:p>
         </w:tc>
@@ -4369,7 +4357,7 @@
                 <w:szCs w:val="18"/>
                 <w:rFonts w:ascii="Calibri" w:cs="Calibri" w:eastAsia="Calibri" w:hAnsi="Calibri"/>
               </w:rPr>
-              <w:t xml:space="preserve">C</w:t>
+              <w:t>C</w:t>
             </w:r>
           </w:p>
         </w:tc>
@@ -4398,7 +4386,7 @@
                 <w:szCs w:val="18"/>
                 <w:rFonts w:ascii="Calibri" w:cs="Calibri" w:eastAsia="Calibri" w:hAnsi="Calibri"/>
               </w:rPr>
-              <w:t xml:space="preserve">R</w:t>
+              <w:t>R</w:t>
             </w:r>
           </w:p>
         </w:tc>
@@ -4427,7 +4415,7 @@
                 <w:szCs w:val="18"/>
                 <w:rFonts w:ascii="Calibri" w:cs="Calibri" w:eastAsia="Calibri" w:hAnsi="Calibri"/>
               </w:rPr>
-              <w:t xml:space="preserve">I</w:t>
+              <w:t>I</w:t>
             </w:r>
           </w:p>
         </w:tc>
@@ -4456,7 +4444,7 @@
                 <w:szCs w:val="18"/>
                 <w:rFonts w:ascii="Calibri" w:cs="Calibri" w:eastAsia="Calibri" w:hAnsi="Calibri"/>
               </w:rPr>
-              <w:t xml:space="preserve">A</w:t>
+              <w:t>A</w:t>
             </w:r>
           </w:p>
         </w:tc>
@@ -4487,7 +4475,7 @@
                 <w:szCs w:val="18"/>
                 <w:rFonts w:ascii="Calibri" w:cs="Calibri" w:eastAsia="Calibri" w:hAnsi="Calibri"/>
               </w:rPr>
-              <w:t xml:space="preserve">Delivery operativo</w:t>
+              <w:t>Operational delivery</w:t>
             </w:r>
           </w:p>
         </w:tc>
@@ -4516,7 +4504,7 @@
                 <w:szCs w:val="18"/>
                 <w:rFonts w:ascii="Calibri" w:cs="Calibri" w:eastAsia="Calibri" w:hAnsi="Calibri"/>
               </w:rPr>
-              <w:t xml:space="preserve">C</w:t>
+              <w:t>C</w:t>
             </w:r>
           </w:p>
         </w:tc>
@@ -4545,7 +4533,7 @@
                 <w:szCs w:val="18"/>
                 <w:rFonts w:ascii="Calibri" w:cs="Calibri" w:eastAsia="Calibri" w:hAnsi="Calibri"/>
               </w:rPr>
-              <w:t xml:space="preserve">C</w:t>
+              <w:t>C</w:t>
             </w:r>
           </w:p>
         </w:tc>
@@ -4574,7 +4562,7 @@
                 <w:szCs w:val="18"/>
                 <w:rFonts w:ascii="Calibri" w:cs="Calibri" w:eastAsia="Calibri" w:hAnsi="Calibri"/>
               </w:rPr>
-              <w:t xml:space="preserve">R</w:t>
+              <w:t>R</w:t>
             </w:r>
           </w:p>
         </w:tc>
@@ -4603,7 +4591,7 @@
                 <w:szCs w:val="18"/>
                 <w:rFonts w:ascii="Calibri" w:cs="Calibri" w:eastAsia="Calibri" w:hAnsi="Calibri"/>
               </w:rPr>
-              <w:t xml:space="preserve">C</w:t>
+              <w:t>C</w:t>
             </w:r>
           </w:p>
         </w:tc>
@@ -4632,7 +4620,7 @@
                 <w:szCs w:val="18"/>
                 <w:rFonts w:ascii="Calibri" w:cs="Calibri" w:eastAsia="Calibri" w:hAnsi="Calibri"/>
               </w:rPr>
-              <w:t xml:space="preserve">A</w:t>
+              <w:t>A</w:t>
             </w:r>
           </w:p>
         </w:tc>
@@ -4663,7 +4651,7 @@
                 <w:szCs w:val="18"/>
                 <w:rFonts w:ascii="Calibri" w:cs="Calibri" w:eastAsia="Calibri" w:hAnsi="Calibri"/>
               </w:rPr>
-              <w:t xml:space="preserve">Marketing y SEO</w:t>
+              <w:t>Marketing and SEO</w:t>
             </w:r>
           </w:p>
         </w:tc>
@@ -4692,7 +4680,7 @@
                 <w:szCs w:val="18"/>
                 <w:rFonts w:ascii="Calibri" w:cs="Calibri" w:eastAsia="Calibri" w:hAnsi="Calibri"/>
               </w:rPr>
-              <w:t xml:space="preserve">C</w:t>
+              <w:t>C</w:t>
             </w:r>
           </w:p>
         </w:tc>
@@ -4721,7 +4709,7 @@
                 <w:szCs w:val="18"/>
                 <w:rFonts w:ascii="Calibri" w:cs="Calibri" w:eastAsia="Calibri" w:hAnsi="Calibri"/>
               </w:rPr>
-              <w:t xml:space="preserve">I</w:t>
+              <w:t>I</w:t>
             </w:r>
           </w:p>
         </w:tc>
@@ -4750,7 +4738,7 @@
                 <w:szCs w:val="18"/>
                 <w:rFonts w:ascii="Calibri" w:cs="Calibri" w:eastAsia="Calibri" w:hAnsi="Calibri"/>
               </w:rPr>
-              <w:t xml:space="preserve">I</w:t>
+              <w:t>I</w:t>
             </w:r>
           </w:p>
         </w:tc>
@@ -4779,7 +4767,7 @@
                 <w:szCs w:val="18"/>
                 <w:rFonts w:ascii="Calibri" w:cs="Calibri" w:eastAsia="Calibri" w:hAnsi="Calibri"/>
               </w:rPr>
-              <w:t xml:space="preserve">R</w:t>
+              <w:t>R</w:t>
             </w:r>
           </w:p>
         </w:tc>
@@ -4808,7 +4796,7 @@
                 <w:szCs w:val="18"/>
                 <w:rFonts w:ascii="Calibri" w:cs="Calibri" w:eastAsia="Calibri" w:hAnsi="Calibri"/>
               </w:rPr>
-              <w:t xml:space="preserve">A</w:t>
+              <w:t>A</w:t>
             </w:r>
           </w:p>
         </w:tc>
@@ -4839,7 +4827,7 @@
                 <w:szCs w:val="18"/>
                 <w:rFonts w:ascii="Calibri" w:cs="Calibri" w:eastAsia="Calibri" w:hAnsi="Calibri"/>
               </w:rPr>
-              <w:t xml:space="preserve">QA y lanzamiento</w:t>
+              <w:t>QA and launch</w:t>
             </w:r>
           </w:p>
         </w:tc>
@@ -4868,7 +4856,7 @@
                 <w:szCs w:val="18"/>
                 <w:rFonts w:ascii="Calibri" w:cs="Calibri" w:eastAsia="Calibri" w:hAnsi="Calibri"/>
               </w:rPr>
-              <w:t xml:space="preserve">C</w:t>
+              <w:t>C</w:t>
             </w:r>
           </w:p>
         </w:tc>
@@ -4897,7 +4885,7 @@
                 <w:szCs w:val="18"/>
                 <w:rFonts w:ascii="Calibri" w:cs="Calibri" w:eastAsia="Calibri" w:hAnsi="Calibri"/>
               </w:rPr>
-              <w:t xml:space="preserve">R</w:t>
+              <w:t>R</w:t>
             </w:r>
           </w:p>
         </w:tc>
@@ -4926,7 +4914,7 @@
                 <w:szCs w:val="18"/>
                 <w:rFonts w:ascii="Calibri" w:cs="Calibri" w:eastAsia="Calibri" w:hAnsi="Calibri"/>
               </w:rPr>
-              <w:t xml:space="preserve">R</w:t>
+              <w:t>R</w:t>
             </w:r>
           </w:p>
         </w:tc>
@@ -4955,7 +4943,7 @@
                 <w:szCs w:val="18"/>
                 <w:rFonts w:ascii="Calibri" w:cs="Calibri" w:eastAsia="Calibri" w:hAnsi="Calibri"/>
               </w:rPr>
-              <w:t xml:space="preserve">C</w:t>
+              <w:t>C</w:t>
             </w:r>
           </w:p>
         </w:tc>
@@ -4984,7 +4972,7 @@
                 <w:szCs w:val="18"/>
                 <w:rFonts w:ascii="Calibri" w:cs="Calibri" w:eastAsia="Calibri" w:hAnsi="Calibri"/>
               </w:rPr>
-              <w:t xml:space="preserve">A</w:t>
+              <w:t>A</w:t>
             </w:r>
           </w:p>
         </w:tc>
@@ -5014,7 +5002,7 @@
           <w:szCs w:val="21"/>
           <w:rFonts w:ascii="Calibri" w:cs="Calibri" w:eastAsia="Calibri" w:hAnsi="Calibri"/>
         </w:rPr>
-        <w:t xml:space="preserve">Nota: </w:t>
+        <w:t>Note: the owner (Paula) approves/decides on everything but delegates the "doing". If a role is covered by the same person or by an external contractor, adjust the table.</w:t>
       </w:r>
       <w:r>
         <w:rPr>
@@ -5027,7 +5015,6 @@
           <w:szCs w:val="21"/>
           <w:rFonts w:ascii="Calibri" w:cs="Calibri" w:eastAsia="Calibri" w:hAnsi="Calibri"/>
         </w:rPr>
-        <w:t xml:space="preserve">la dueña (Paula) aprueba/decide en todo, pero delega el "hacer". Si algún rol lo cubre la misma persona o un externo, ajusten la tabla.</w:t>
       </w:r>
     </w:p>
     <w:p>
@@ -5052,7 +5039,7 @@
           <w:szCs w:val="30"/>
           <w:rFonts w:ascii="Georgia" w:cs="Georgia" w:eastAsia="Georgia" w:hAnsi="Georgia"/>
         </w:rPr>
-        <w:t xml:space="preserve">6. Cómo priorizar las ideas (RICE)</w:t>
+        <w:t>6. How to prioritise ideas (RICE)</w:t>
       </w:r>
     </w:p>
     <w:p>
@@ -5071,7 +5058,7 @@
           <w:szCs w:val="21"/>
           <w:rFonts w:ascii="Calibri" w:cs="Calibri" w:eastAsia="Calibri" w:hAnsi="Calibri"/>
         </w:rPr>
-        <w:t xml:space="preserve">Cuando haya muchas ideas del brainstorming, puntúalas con RICE para decidir con criterio, no por intuición. Fórmula: (Alcance × Impacto × Confianza) ÷ Esfuerzo. Mayor puntaje = hacer antes.</w:t>
+        <w:t>When the brainstorming produces many ideas, score them with RICE to decide on sound criteria, not intuition. Formula: (Reach × Impact × Confidence) ÷ Effort. Higher score = do it sooner.</w:t>
       </w:r>
     </w:p>
     <w:tbl>
@@ -5120,7 +5107,7 @@
                 <w:szCs w:val="18"/>
                 <w:rFonts w:ascii="Calibri" w:cs="Calibri" w:eastAsia="Calibri" w:hAnsi="Calibri"/>
               </w:rPr>
-              <w:t xml:space="preserve">Factor</w:t>
+              <w:t>Factor</w:t>
             </w:r>
           </w:p>
         </w:tc>
@@ -5149,7 +5136,7 @@
                 <w:szCs w:val="18"/>
                 <w:rFonts w:ascii="Calibri" w:cs="Calibri" w:eastAsia="Calibri" w:hAnsi="Calibri"/>
               </w:rPr>
-              <w:t xml:space="preserve">Pregunta</w:t>
+              <w:t>Question</w:t>
             </w:r>
           </w:p>
         </w:tc>
@@ -5178,7 +5165,7 @@
                 <w:szCs w:val="18"/>
                 <w:rFonts w:ascii="Calibri" w:cs="Calibri" w:eastAsia="Calibri" w:hAnsi="Calibri"/>
               </w:rPr>
-              <w:t xml:space="preserve">Escala</w:t>
+              <w:t>Scale</w:t>
             </w:r>
           </w:p>
         </w:tc>
@@ -5209,7 +5196,7 @@
                 <w:szCs w:val="18"/>
                 <w:rFonts w:ascii="Calibri" w:cs="Calibri" w:eastAsia="Calibri" w:hAnsi="Calibri"/>
               </w:rPr>
-              <w:t xml:space="preserve">Reach (Alcance)</w:t>
+              <w:t>Reach</w:t>
             </w:r>
           </w:p>
         </w:tc>
@@ -5238,7 +5225,7 @@
                 <w:szCs w:val="18"/>
                 <w:rFonts w:ascii="Calibri" w:cs="Calibri" w:eastAsia="Calibri" w:hAnsi="Calibri"/>
               </w:rPr>
-              <w:t xml:space="preserve">¿A cuántas clientas afecta?</w:t>
+              <w:t>How many customers does it affect?</w:t>
             </w:r>
           </w:p>
         </w:tc>
@@ -5267,7 +5254,7 @@
                 <w:szCs w:val="18"/>
                 <w:rFonts w:ascii="Calibri" w:cs="Calibri" w:eastAsia="Calibri" w:hAnsi="Calibri"/>
               </w:rPr>
-              <w:t xml:space="preserve">Nº estimado / mes</w:t>
+              <w:t>Estimated no. / month</w:t>
             </w:r>
           </w:p>
         </w:tc>
@@ -5298,7 +5285,7 @@
                 <w:szCs w:val="18"/>
                 <w:rFonts w:ascii="Calibri" w:cs="Calibri" w:eastAsia="Calibri" w:hAnsi="Calibri"/>
               </w:rPr>
-              <w:t xml:space="preserve">Impact (Impacto)</w:t>
+              <w:t>Impact</w:t>
             </w:r>
           </w:p>
         </w:tc>
@@ -5327,7 +5314,7 @@
                 <w:szCs w:val="18"/>
                 <w:rFonts w:ascii="Calibri" w:cs="Calibri" w:eastAsia="Calibri" w:hAnsi="Calibri"/>
               </w:rPr>
-              <w:t xml:space="preserve">¿Cuánto mejora la experiencia o la venta?</w:t>
+              <w:t>How much does it improve the experience or sales?</w:t>
             </w:r>
           </w:p>
         </w:tc>
@@ -5356,7 +5343,7 @@
                 <w:szCs w:val="18"/>
                 <w:rFonts w:ascii="Calibri" w:cs="Calibri" w:eastAsia="Calibri" w:hAnsi="Calibri"/>
               </w:rPr>
-              <w:t xml:space="preserve">0.25 / 0.5 / 1 / 2 / 3</w:t>
+              <w:t>0.25 / 0.5 / 1 / 2 / 3</w:t>
             </w:r>
           </w:p>
         </w:tc>
@@ -5387,7 +5374,7 @@
                 <w:szCs w:val="18"/>
                 <w:rFonts w:ascii="Calibri" w:cs="Calibri" w:eastAsia="Calibri" w:hAnsi="Calibri"/>
               </w:rPr>
-              <w:t xml:space="preserve">Confidence (Confianza)</w:t>
+              <w:t>Confidence</w:t>
             </w:r>
           </w:p>
         </w:tc>
@@ -5416,7 +5403,7 @@
                 <w:szCs w:val="18"/>
                 <w:rFonts w:ascii="Calibri" w:cs="Calibri" w:eastAsia="Calibri" w:hAnsi="Calibri"/>
               </w:rPr>
-              <w:t xml:space="preserve">¿Qué tan seguros estamos?</w:t>
+              <w:t>How sure are we?</w:t>
             </w:r>
           </w:p>
         </w:tc>
@@ -5445,7 +5432,7 @@
                 <w:szCs w:val="18"/>
                 <w:rFonts w:ascii="Calibri" w:cs="Calibri" w:eastAsia="Calibri" w:hAnsi="Calibri"/>
               </w:rPr>
-              <w:t xml:space="preserve">50% / 80% / 100%</w:t>
+              <w:t>50% / 80% / 100%</w:t>
             </w:r>
           </w:p>
         </w:tc>
@@ -5476,7 +5463,7 @@
                 <w:szCs w:val="18"/>
                 <w:rFonts w:ascii="Calibri" w:cs="Calibri" w:eastAsia="Calibri" w:hAnsi="Calibri"/>
               </w:rPr>
-              <w:t xml:space="preserve">Effort (Esfuerzo)</w:t>
+              <w:t>Effort</w:t>
             </w:r>
           </w:p>
         </w:tc>
@@ -5505,7 +5492,7 @@
                 <w:szCs w:val="18"/>
                 <w:rFonts w:ascii="Calibri" w:cs="Calibri" w:eastAsia="Calibri" w:hAnsi="Calibri"/>
               </w:rPr>
-              <w:t xml:space="preserve">¿Cuánto trabajo cuesta?</w:t>
+              <w:t>How much work does it take?</w:t>
             </w:r>
           </w:p>
         </w:tc>
@@ -5534,7 +5521,7 @@
                 <w:szCs w:val="18"/>
                 <w:rFonts w:ascii="Calibri" w:cs="Calibri" w:eastAsia="Calibri" w:hAnsi="Calibri"/>
               </w:rPr>
-              <w:t xml:space="preserve">Persona-semanas</w:t>
+              <w:t>Person-weeks</w:t>
             </w:r>
           </w:p>
         </w:tc>
@@ -5562,7 +5549,7 @@
           <w:szCs w:val="22"/>
           <w:rFonts w:ascii="Calibri" w:cs="Calibri" w:eastAsia="Calibri" w:hAnsi="Calibri"/>
         </w:rPr>
-        <w:t xml:space="preserve">Ejemplo aplicado</w:t>
+        <w:t>Applied example</w:t>
       </w:r>
     </w:p>
     <w:tbl>
@@ -5614,7 +5601,7 @@
                 <w:szCs w:val="18"/>
                 <w:rFonts w:ascii="Calibri" w:cs="Calibri" w:eastAsia="Calibri" w:hAnsi="Calibri"/>
               </w:rPr>
-              <w:t xml:space="preserve">Idea</w:t>
+              <w:t>Idea</w:t>
             </w:r>
           </w:p>
         </w:tc>
@@ -5643,7 +5630,7 @@
                 <w:szCs w:val="18"/>
                 <w:rFonts w:ascii="Calibri" w:cs="Calibri" w:eastAsia="Calibri" w:hAnsi="Calibri"/>
               </w:rPr>
-              <w:t xml:space="preserve">R</w:t>
+              <w:t>R</w:t>
             </w:r>
           </w:p>
         </w:tc>
@@ -5672,7 +5659,7 @@
                 <w:szCs w:val="18"/>
                 <w:rFonts w:ascii="Calibri" w:cs="Calibri" w:eastAsia="Calibri" w:hAnsi="Calibri"/>
               </w:rPr>
-              <w:t xml:space="preserve">I</w:t>
+              <w:t>I</w:t>
             </w:r>
           </w:p>
         </w:tc>
@@ -5701,7 +5688,7 @@
                 <w:szCs w:val="18"/>
                 <w:rFonts w:ascii="Calibri" w:cs="Calibri" w:eastAsia="Calibri" w:hAnsi="Calibri"/>
               </w:rPr>
-              <w:t xml:space="preserve">C</w:t>
+              <w:t>C</w:t>
             </w:r>
           </w:p>
         </w:tc>
@@ -5730,7 +5717,7 @@
                 <w:szCs w:val="18"/>
                 <w:rFonts w:ascii="Calibri" w:cs="Calibri" w:eastAsia="Calibri" w:hAnsi="Calibri"/>
               </w:rPr>
-              <w:t xml:space="preserve">E</w:t>
+              <w:t>E</w:t>
             </w:r>
           </w:p>
         </w:tc>
@@ -5759,7 +5746,7 @@
                 <w:szCs w:val="18"/>
                 <w:rFonts w:ascii="Calibri" w:cs="Calibri" w:eastAsia="Calibri" w:hAnsi="Calibri"/>
               </w:rPr>
-              <w:t xml:space="preserve">RICE</w:t>
+              <w:t>RICE</w:t>
             </w:r>
           </w:p>
         </w:tc>
@@ -5790,7 +5777,7 @@
                 <w:szCs w:val="18"/>
                 <w:rFonts w:ascii="Calibri" w:cs="Calibri" w:eastAsia="Calibri" w:hAnsi="Calibri"/>
               </w:rPr>
-              <w:t xml:space="preserve">Corregir bloqueadores P0 (poder comprar)</w:t>
+              <w:t>Fix P0 blockers (make purchasing possible)</w:t>
             </w:r>
           </w:p>
         </w:tc>
@@ -5819,7 +5806,7 @@
                 <w:szCs w:val="18"/>
                 <w:rFonts w:ascii="Calibri" w:cs="Calibri" w:eastAsia="Calibri" w:hAnsi="Calibri"/>
               </w:rPr>
-              <w:t xml:space="preserve">Todas</w:t>
+              <w:t>All</w:t>
             </w:r>
           </w:p>
         </w:tc>
@@ -5848,7 +5835,7 @@
                 <w:szCs w:val="18"/>
                 <w:rFonts w:ascii="Calibri" w:cs="Calibri" w:eastAsia="Calibri" w:hAnsi="Calibri"/>
               </w:rPr>
-              <w:t xml:space="preserve">3</w:t>
+              <w:t>3</w:t>
             </w:r>
           </w:p>
         </w:tc>
@@ -5877,7 +5864,7 @@
                 <w:szCs w:val="18"/>
                 <w:rFonts w:ascii="Calibri" w:cs="Calibri" w:eastAsia="Calibri" w:hAnsi="Calibri"/>
               </w:rPr>
-              <w:t xml:space="preserve">100%</w:t>
+              <w:t>100%</w:t>
             </w:r>
           </w:p>
         </w:tc>
@@ -5906,7 +5893,7 @@
                 <w:szCs w:val="18"/>
                 <w:rFonts w:ascii="Calibri" w:cs="Calibri" w:eastAsia="Calibri" w:hAnsi="Calibri"/>
               </w:rPr>
-              <w:t xml:space="preserve">2</w:t>
+              <w:t>2</w:t>
             </w:r>
           </w:p>
         </w:tc>
@@ -5935,7 +5922,7 @@
                 <w:szCs w:val="18"/>
                 <w:rFonts w:ascii="Calibri" w:cs="Calibri" w:eastAsia="Calibri" w:hAnsi="Calibri"/>
               </w:rPr>
-              <w:t xml:space="preserve">Muy alto</w:t>
+              <w:t>Very high</w:t>
             </w:r>
           </w:p>
         </w:tc>
@@ -5966,7 +5953,7 @@
                 <w:szCs w:val="18"/>
                 <w:rFonts w:ascii="Calibri" w:cs="Calibri" w:eastAsia="Calibri" w:hAnsi="Calibri"/>
               </w:rPr>
-              <w:t xml:space="preserve">Simplificar checkout móvil</w:t>
+              <w:t>Simplify mobile checkout</w:t>
             </w:r>
           </w:p>
         </w:tc>
@@ -5995,7 +5982,7 @@
                 <w:szCs w:val="18"/>
                 <w:rFonts w:ascii="Calibri" w:cs="Calibri" w:eastAsia="Calibri" w:hAnsi="Calibri"/>
               </w:rPr>
-              <w:t xml:space="preserve">Alta</w:t>
+              <w:t>High</w:t>
             </w:r>
           </w:p>
         </w:tc>
@@ -6024,7 +6011,7 @@
                 <w:szCs w:val="18"/>
                 <w:rFonts w:ascii="Calibri" w:cs="Calibri" w:eastAsia="Calibri" w:hAnsi="Calibri"/>
               </w:rPr>
-              <w:t xml:space="preserve">2</w:t>
+              <w:t>2</w:t>
             </w:r>
           </w:p>
         </w:tc>
@@ -6053,7 +6040,7 @@
                 <w:szCs w:val="18"/>
                 <w:rFonts w:ascii="Calibri" w:cs="Calibri" w:eastAsia="Calibri" w:hAnsi="Calibri"/>
               </w:rPr>
-              <w:t xml:space="preserve">80%</w:t>
+              <w:t>80%</w:t>
             </w:r>
           </w:p>
         </w:tc>
@@ -6082,7 +6069,7 @@
                 <w:szCs w:val="18"/>
                 <w:rFonts w:ascii="Calibri" w:cs="Calibri" w:eastAsia="Calibri" w:hAnsi="Calibri"/>
               </w:rPr>
-              <w:t xml:space="preserve">1</w:t>
+              <w:t>1</w:t>
             </w:r>
           </w:p>
         </w:tc>
@@ -6111,7 +6098,7 @@
                 <w:szCs w:val="18"/>
                 <w:rFonts w:ascii="Calibri" w:cs="Calibri" w:eastAsia="Calibri" w:hAnsi="Calibri"/>
               </w:rPr>
-              <w:t xml:space="preserve">Alto</w:t>
+              <w:t>High</w:t>
             </w:r>
           </w:p>
         </w:tc>
@@ -6142,7 +6129,7 @@
                 <w:szCs w:val="18"/>
                 <w:rFonts w:ascii="Calibri" w:cs="Calibri" w:eastAsia="Calibri" w:hAnsi="Calibri"/>
               </w:rPr>
-              <w:t xml:space="preserve">Guía de tallas interactiva</w:t>
+              <w:t>Interactive size guide</w:t>
             </w:r>
           </w:p>
         </w:tc>
@@ -6171,7 +6158,7 @@
                 <w:szCs w:val="18"/>
                 <w:rFonts w:ascii="Calibri" w:cs="Calibri" w:eastAsia="Calibri" w:hAnsi="Calibri"/>
               </w:rPr>
-              <w:t xml:space="preserve">Media</w:t>
+              <w:t>Medium</w:t>
             </w:r>
           </w:p>
         </w:tc>
@@ -6200,7 +6187,7 @@
                 <w:szCs w:val="18"/>
                 <w:rFonts w:ascii="Calibri" w:cs="Calibri" w:eastAsia="Calibri" w:hAnsi="Calibri"/>
               </w:rPr>
-              <w:t xml:space="preserve">2</w:t>
+              <w:t>2</w:t>
             </w:r>
           </w:p>
         </w:tc>
@@ -6229,7 +6216,7 @@
                 <w:szCs w:val="18"/>
                 <w:rFonts w:ascii="Calibri" w:cs="Calibri" w:eastAsia="Calibri" w:hAnsi="Calibri"/>
               </w:rPr>
-              <w:t xml:space="preserve">80%</w:t>
+              <w:t>80%</w:t>
             </w:r>
           </w:p>
         </w:tc>
@@ -6258,7 +6245,7 @@
                 <w:szCs w:val="18"/>
                 <w:rFonts w:ascii="Calibri" w:cs="Calibri" w:eastAsia="Calibri" w:hAnsi="Calibri"/>
               </w:rPr>
-              <w:t xml:space="preserve">1</w:t>
+              <w:t>1</w:t>
             </w:r>
           </w:p>
         </w:tc>
@@ -6287,7 +6274,7 @@
                 <w:szCs w:val="18"/>
                 <w:rFonts w:ascii="Calibri" w:cs="Calibri" w:eastAsia="Calibri" w:hAnsi="Calibri"/>
               </w:rPr>
-              <w:t xml:space="preserve">Alto</w:t>
+              <w:t>High</w:t>
             </w:r>
           </w:p>
         </w:tc>
@@ -6318,7 +6305,7 @@
                 <w:szCs w:val="18"/>
                 <w:rFonts w:ascii="Calibri" w:cs="Calibri" w:eastAsia="Calibri" w:hAnsi="Calibri"/>
               </w:rPr>
-              <w:t xml:space="preserve">Seguimiento de delivery en vivo</w:t>
+              <w:t>Live delivery tracking</w:t>
             </w:r>
           </w:p>
         </w:tc>
@@ -6347,7 +6334,7 @@
                 <w:szCs w:val="18"/>
                 <w:rFonts w:ascii="Calibri" w:cs="Calibri" w:eastAsia="Calibri" w:hAnsi="Calibri"/>
               </w:rPr>
-              <w:t xml:space="preserve">Media</w:t>
+              <w:t>Medium</w:t>
             </w:r>
           </w:p>
         </w:tc>
@@ -6376,7 +6363,7 @@
                 <w:szCs w:val="18"/>
                 <w:rFonts w:ascii="Calibri" w:cs="Calibri" w:eastAsia="Calibri" w:hAnsi="Calibri"/>
               </w:rPr>
-              <w:t xml:space="preserve">1</w:t>
+              <w:t>1</w:t>
             </w:r>
           </w:p>
         </w:tc>
@@ -6405,7 +6392,7 @@
                 <w:szCs w:val="18"/>
                 <w:rFonts w:ascii="Calibri" w:cs="Calibri" w:eastAsia="Calibri" w:hAnsi="Calibri"/>
               </w:rPr>
-              <w:t xml:space="preserve">80%</w:t>
+              <w:t>80%</w:t>
             </w:r>
           </w:p>
         </w:tc>
@@ -6434,7 +6421,7 @@
                 <w:szCs w:val="18"/>
                 <w:rFonts w:ascii="Calibri" w:cs="Calibri" w:eastAsia="Calibri" w:hAnsi="Calibri"/>
               </w:rPr>
-              <w:t xml:space="preserve">2</w:t>
+              <w:t>2</w:t>
             </w:r>
           </w:p>
         </w:tc>
@@ -6463,7 +6450,7 @@
                 <w:szCs w:val="18"/>
                 <w:rFonts w:ascii="Calibri" w:cs="Calibri" w:eastAsia="Calibri" w:hAnsi="Calibri"/>
               </w:rPr>
-              <w:t xml:space="preserve">Medio</w:t>
+              <w:t>Medium</w:t>
             </w:r>
           </w:p>
         </w:tc>
@@ -6494,7 +6481,7 @@
                 <w:szCs w:val="18"/>
                 <w:rFonts w:ascii="Calibri" w:cs="Calibri" w:eastAsia="Calibri" w:hAnsi="Calibri"/>
               </w:rPr>
-              <w:t xml:space="preserve">Tienda multi-idioma completa</w:t>
+              <w:t>Fully multilingual store</w:t>
             </w:r>
           </w:p>
         </w:tc>
@@ -6523,7 +6510,7 @@
                 <w:szCs w:val="18"/>
                 <w:rFonts w:ascii="Calibri" w:cs="Calibri" w:eastAsia="Calibri" w:hAnsi="Calibri"/>
               </w:rPr>
-              <w:t xml:space="preserve">Media</w:t>
+              <w:t>Medium</w:t>
             </w:r>
           </w:p>
         </w:tc>
@@ -6552,7 +6539,7 @@
                 <w:szCs w:val="18"/>
                 <w:rFonts w:ascii="Calibri" w:cs="Calibri" w:eastAsia="Calibri" w:hAnsi="Calibri"/>
               </w:rPr>
-              <w:t xml:space="preserve">1</w:t>
+              <w:t>1</w:t>
             </w:r>
           </w:p>
         </w:tc>
@@ -6581,7 +6568,7 @@
                 <w:szCs w:val="18"/>
                 <w:rFonts w:ascii="Calibri" w:cs="Calibri" w:eastAsia="Calibri" w:hAnsi="Calibri"/>
               </w:rPr>
-              <w:t xml:space="preserve">50%</w:t>
+              <w:t>50%</w:t>
             </w:r>
           </w:p>
         </w:tc>
@@ -6610,7 +6597,7 @@
                 <w:szCs w:val="18"/>
                 <w:rFonts w:ascii="Calibri" w:cs="Calibri" w:eastAsia="Calibri" w:hAnsi="Calibri"/>
               </w:rPr>
-              <w:t xml:space="preserve">3</w:t>
+              <w:t>3</w:t>
             </w:r>
           </w:p>
         </w:tc>
@@ -6639,7 +6626,7 @@
                 <w:szCs w:val="18"/>
                 <w:rFonts w:ascii="Calibri" w:cs="Calibri" w:eastAsia="Calibri" w:hAnsi="Calibri"/>
               </w:rPr>
-              <w:t xml:space="preserve">Bajo (por ahora)</w:t>
+              <w:t>Low (for now)</w:t>
             </w:r>
           </w:p>
         </w:tc>
@@ -6667,7 +6654,7 @@
           <w:szCs w:val="30"/>
           <w:rFonts w:ascii="Georgia" w:cs="Georgia" w:eastAsia="Georgia" w:hAnsi="Georgia"/>
         </w:rPr>
-        <w:t xml:space="preserve">7. Métricas de éxito (KPIs)</w:t>
+        <w:t>7. Success metrics (KPIs)</w:t>
       </w:r>
     </w:p>
     <w:p>
@@ -6686,7 +6673,7 @@
           <w:szCs w:val="21"/>
           <w:rFonts w:ascii="Calibri" w:cs="Calibri" w:eastAsia="Calibri" w:hAnsi="Calibri"/>
         </w:rPr>
-        <w:t xml:space="preserve">Define esto ANTES de lanzar para saber si el sitio funciona. Instala analítica en la fase Entregar.</w:t>
+        <w:t>Define these BEFORE launch so you know whether the site works. Install analytics in the Deliver phase.</w:t>
       </w:r>
     </w:p>
     <w:tbl>
@@ -6735,7 +6722,7 @@
                 <w:szCs w:val="18"/>
                 <w:rFonts w:ascii="Calibri" w:cs="Calibri" w:eastAsia="Calibri" w:hAnsi="Calibri"/>
               </w:rPr>
-              <w:t xml:space="preserve">KPI</w:t>
+              <w:t>KPI</w:t>
             </w:r>
           </w:p>
         </w:tc>
@@ -6764,7 +6751,7 @@
                 <w:szCs w:val="18"/>
                 <w:rFonts w:ascii="Calibri" w:cs="Calibri" w:eastAsia="Calibri" w:hAnsi="Calibri"/>
               </w:rPr>
-              <w:t xml:space="preserve">Qué mide</w:t>
+              <w:t>What it measures</w:t>
             </w:r>
           </w:p>
         </w:tc>
@@ -6793,7 +6780,7 @@
                 <w:szCs w:val="18"/>
                 <w:rFonts w:ascii="Calibri" w:cs="Calibri" w:eastAsia="Calibri" w:hAnsi="Calibri"/>
               </w:rPr>
-              <w:t xml:space="preserve">Meta inicial sugerida</w:t>
+              <w:t>Suggested initial target</w:t>
             </w:r>
           </w:p>
         </w:tc>
@@ -6824,7 +6811,7 @@
                 <w:szCs w:val="18"/>
                 <w:rFonts w:ascii="Calibri" w:cs="Calibri" w:eastAsia="Calibri" w:hAnsi="Calibri"/>
               </w:rPr>
-              <w:t xml:space="preserve">Tasa de conversión</w:t>
+              <w:t>Conversion rate</w:t>
             </w:r>
           </w:p>
         </w:tc>
@@ -6853,7 +6840,7 @@
                 <w:szCs w:val="18"/>
                 <w:rFonts w:ascii="Calibri" w:cs="Calibri" w:eastAsia="Calibri" w:hAnsi="Calibri"/>
               </w:rPr>
-              <w:t xml:space="preserve">% de visitas que compran</w:t>
+              <w:t>% of visits that result in a purchase</w:t>
             </w:r>
           </w:p>
         </w:tc>
@@ -6882,7 +6869,7 @@
                 <w:szCs w:val="18"/>
                 <w:rFonts w:ascii="Calibri" w:cs="Calibri" w:eastAsia="Calibri" w:hAnsi="Calibri"/>
               </w:rPr>
-              <w:t xml:space="preserve">Establecer línea base, luego mejorar</w:t>
+              <w:t>Establish a baseline, then improve</w:t>
             </w:r>
           </w:p>
         </w:tc>
@@ -6913,7 +6900,7 @@
                 <w:szCs w:val="18"/>
                 <w:rFonts w:ascii="Calibri" w:cs="Calibri" w:eastAsia="Calibri" w:hAnsi="Calibri"/>
               </w:rPr>
-              <w:t xml:space="preserve">Ticket promedio</w:t>
+              <w:t>Average order value</w:t>
             </w:r>
           </w:p>
         </w:tc>
@@ -6942,7 +6929,7 @@
                 <w:szCs w:val="18"/>
                 <w:rFonts w:ascii="Calibri" w:cs="Calibri" w:eastAsia="Calibri" w:hAnsi="Calibri"/>
               </w:rPr>
-              <w:t xml:space="preserve">Valor medio del pedido</w:t>
+              <w:t>Average value per order</w:t>
             </w:r>
           </w:p>
         </w:tc>
@@ -6971,7 +6958,7 @@
                 <w:szCs w:val="18"/>
                 <w:rFonts w:ascii="Calibri" w:cs="Calibri" w:eastAsia="Calibri" w:hAnsi="Calibri"/>
               </w:rPr>
-              <w:t xml:space="preserve">Subir con envío gratis por umbral</w:t>
+              <w:t>Increase with threshold-based free shipping</w:t>
             </w:r>
           </w:p>
         </w:tc>
@@ -7002,7 +6989,7 @@
                 <w:szCs w:val="18"/>
                 <w:rFonts w:ascii="Calibri" w:cs="Calibri" w:eastAsia="Calibri" w:hAnsi="Calibri"/>
               </w:rPr>
-              <w:t xml:space="preserve">Abandono de carrito</w:t>
+              <w:t>Cart abandonment</w:t>
             </w:r>
           </w:p>
         </w:tc>
@@ -7031,7 +7018,7 @@
                 <w:szCs w:val="18"/>
                 <w:rFonts w:ascii="Calibri" w:cs="Calibri" w:eastAsia="Calibri" w:hAnsi="Calibri"/>
               </w:rPr>
-              <w:t xml:space="preserve">% que empieza y no termina el checkout</w:t>
+              <w:t>% who start but do not complete checkout</w:t>
             </w:r>
           </w:p>
         </w:tc>
@@ -7060,7 +7047,7 @@
                 <w:szCs w:val="18"/>
                 <w:rFonts w:ascii="Calibri" w:cs="Calibri" w:eastAsia="Calibri" w:hAnsi="Calibri"/>
               </w:rPr>
-              <w:t xml:space="preserve">Reducir con checkout simple</w:t>
+              <w:t>Reduce with a simple checkout</w:t>
             </w:r>
           </w:p>
         </w:tc>
@@ -7091,7 +7078,7 @@
                 <w:szCs w:val="18"/>
                 <w:rFonts w:ascii="Calibri" w:cs="Calibri" w:eastAsia="Calibri" w:hAnsi="Calibri"/>
               </w:rPr>
-              <w:t xml:space="preserve">Tasa de recompra</w:t>
+              <w:t>Repeat purchase rate</w:t>
             </w:r>
           </w:p>
         </w:tc>
@@ -7120,7 +7107,7 @@
                 <w:szCs w:val="18"/>
                 <w:rFonts w:ascii="Calibri" w:cs="Calibri" w:eastAsia="Calibri" w:hAnsi="Calibri"/>
               </w:rPr>
-              <w:t xml:space="preserve">% de clientas que vuelven</w:t>
+              <w:t>% of customers who return</w:t>
             </w:r>
           </w:p>
         </w:tc>
@@ -7149,7 +7136,7 @@
                 <w:szCs w:val="18"/>
                 <w:rFonts w:ascii="Calibri" w:cs="Calibri" w:eastAsia="Calibri" w:hAnsi="Calibri"/>
               </w:rPr>
-              <w:t xml:space="preserve">Clave en mercado pequeño</w:t>
+              <w:t>Key in a small market</w:t>
             </w:r>
           </w:p>
         </w:tc>
@@ -7180,7 +7167,7 @@
                 <w:szCs w:val="18"/>
                 <w:rFonts w:ascii="Calibri" w:cs="Calibri" w:eastAsia="Calibri" w:hAnsi="Calibri"/>
               </w:rPr>
-              <w:t xml:space="preserve">Pedidos por canal</w:t>
+              <w:t>Orders by channel</w:t>
             </w:r>
           </w:p>
         </w:tc>
@@ -7209,7 +7196,7 @@
                 <w:szCs w:val="18"/>
                 <w:rFonts w:ascii="Calibri" w:cs="Calibri" w:eastAsia="Calibri" w:hAnsi="Calibri"/>
               </w:rPr>
-              <w:t xml:space="preserve">Sitio vs. WhatsApp</w:t>
+              <w:t>Site vs. WhatsApp</w:t>
             </w:r>
           </w:p>
         </w:tc>
@@ -7238,7 +7225,7 @@
                 <w:szCs w:val="18"/>
                 <w:rFonts w:ascii="Calibri" w:cs="Calibri" w:eastAsia="Calibri" w:hAnsi="Calibri"/>
               </w:rPr>
-              <w:t xml:space="preserve">Entender el comportamiento real</w:t>
+              <w:t>Understand actual behaviour</w:t>
             </w:r>
           </w:p>
         </w:tc>
@@ -7269,7 +7256,7 @@
                 <w:szCs w:val="18"/>
                 <w:rFonts w:ascii="Calibri" w:cs="Calibri" w:eastAsia="Calibri" w:hAnsi="Calibri"/>
               </w:rPr>
-              <w:t xml:space="preserve">Tiempo de carga móvil</w:t>
+              <w:t>Mobile load time</w:t>
             </w:r>
           </w:p>
         </w:tc>
@@ -7298,7 +7285,7 @@
                 <w:szCs w:val="18"/>
                 <w:rFonts w:ascii="Calibri" w:cs="Calibri" w:eastAsia="Calibri" w:hAnsi="Calibri"/>
               </w:rPr>
-              <w:t xml:space="preserve">Velocidad en 4G</w:t>
+              <w:t>Speed on 4G</w:t>
             </w:r>
           </w:p>
         </w:tc>
@@ -7327,7 +7314,7 @@
                 <w:szCs w:val="18"/>
                 <w:rFonts w:ascii="Calibri" w:cs="Calibri" w:eastAsia="Calibri" w:hAnsi="Calibri"/>
               </w:rPr>
-              <w:t xml:space="preserve">&lt; 3 segundos</w:t>
+              <w:t>&lt; 3 seconds</w:t>
             </w:r>
           </w:p>
         </w:tc>
@@ -7358,7 +7345,7 @@
                 <w:szCs w:val="18"/>
                 <w:rFonts w:ascii="Calibri" w:cs="Calibri" w:eastAsia="Calibri" w:hAnsi="Calibri"/>
               </w:rPr>
-              <w:t xml:space="preserve">Satisfacción de entrega</w:t>
+              <w:t>Delivery satisfaction</w:t>
             </w:r>
           </w:p>
         </w:tc>
@@ -7387,7 +7374,7 @@
                 <w:szCs w:val="18"/>
                 <w:rFonts w:ascii="Calibri" w:cs="Calibri" w:eastAsia="Calibri" w:hAnsi="Calibri"/>
               </w:rPr>
-              <w:t xml:space="preserve">Feedback post-entrega</w:t>
+              <w:t>Post-delivery feedback</w:t>
             </w:r>
           </w:p>
         </w:tc>
@@ -7416,7 +7403,7 @@
                 <w:szCs w:val="18"/>
                 <w:rFonts w:ascii="Calibri" w:cs="Calibri" w:eastAsia="Calibri" w:hAnsi="Calibri"/>
               </w:rPr>
-              <w:t xml:space="preserve">Alta puntuación por zona</w:t>
+              <w:t>High score per zone</w:t>
             </w:r>
           </w:p>
         </w:tc>
@@ -7444,7 +7431,7 @@
           <w:szCs w:val="30"/>
           <w:rFonts w:ascii="Georgia" w:cs="Georgia" w:eastAsia="Georgia" w:hAnsi="Georgia"/>
         </w:rPr>
-        <w:t xml:space="preserve">8. Próximos pasos concretos</w:t>
+        <w:t>8. Concrete next steps</w:t>
       </w:r>
     </w:p>
     <w:p>
@@ -7461,7 +7448,7 @@
           <w:szCs w:val="22"/>
           <w:rFonts w:ascii="Calibri" w:cs="Calibri" w:eastAsia="Calibri" w:hAnsi="Calibri"/>
         </w:rPr>
-        <w:t xml:space="preserve">Próximos 7 días</w:t>
+        <w:t>Next 7 days</w:t>
       </w:r>
     </w:p>
     <w:p>
@@ -7478,7 +7465,7 @@
           <w:szCs w:val="22"/>
           <w:rFonts w:ascii="Calibri" w:cs="Calibri" w:eastAsia="Calibri" w:hAnsi="Calibri"/>
         </w:rPr>
-        <w:t xml:space="preserve">☐  </w:t>
+        <w:t>☐  Confirm that backend + Directus + frontend are deployed together (US-A1).   [P0]</w:t>
       </w:r>
       <w:r>
         <w:rPr>
@@ -7489,7 +7476,6 @@
           <w:szCs w:val="21"/>
           <w:rFonts w:ascii="Calibri" w:cs="Calibri" w:eastAsia="Calibri" w:hAnsi="Calibri"/>
         </w:rPr>
-        <w:t xml:space="preserve">Confirmar que backend + Directus + frontend están desplegados juntos (US-A1).</w:t>
       </w:r>
       <w:r>
         <w:rPr>
@@ -7500,7 +7486,6 @@
           <w:szCs w:val="18"/>
           <w:rFonts w:ascii="Calibri" w:cs="Calibri" w:eastAsia="Calibri" w:hAnsi="Calibri"/>
         </w:rPr>
-        <w:t xml:space="preserve">   [P0]</w:t>
       </w:r>
     </w:p>
     <w:p>
@@ -7517,7 +7502,7 @@
           <w:szCs w:val="22"/>
           <w:rFonts w:ascii="Calibri" w:cs="Calibri" w:eastAsia="Calibri" w:hAnsi="Calibri"/>
         </w:rPr>
-        <w:t xml:space="preserve">☐  </w:t>
+        <w:t>☐  Verify that the delivery zones return neighbourhoods in production (US-D1).   [P0]</w:t>
       </w:r>
       <w:r>
         <w:rPr>
@@ -7528,7 +7513,6 @@
           <w:szCs w:val="21"/>
           <w:rFonts w:ascii="Calibri" w:cs="Calibri" w:eastAsia="Calibri" w:hAnsi="Calibri"/>
         </w:rPr>
-        <w:t xml:space="preserve">Verificar que las zonas de delivery traen barrios en producción (US-D1).</w:t>
       </w:r>
       <w:r>
         <w:rPr>
@@ -7539,7 +7523,6 @@
           <w:szCs w:val="18"/>
           <w:rFonts w:ascii="Calibri" w:cs="Calibri" w:eastAsia="Calibri" w:hAnsi="Calibri"/>
         </w:rPr>
-        <w:t xml:space="preserve">   [P0]</w:t>
       </w:r>
     </w:p>
     <w:p>
@@ -7556,7 +7539,7 @@
           <w:szCs w:val="22"/>
           <w:rFonts w:ascii="Calibri" w:cs="Calibri" w:eastAsia="Calibri" w:hAnsi="Calibri"/>
         </w:rPr>
-        <w:t xml:space="preserve">☐  </w:t>
+        <w:t>☐  Enter the real bank account number and rotate the admin password (US-C3, US-J1).   [P0]</w:t>
       </w:r>
       <w:r>
         <w:rPr>
@@ -7567,7 +7550,6 @@
           <w:szCs w:val="21"/>
           <w:rFonts w:ascii="Calibri" w:cs="Calibri" w:eastAsia="Calibri" w:hAnsi="Calibri"/>
         </w:rPr>
-        <w:t xml:space="preserve">Poner número de cuenta bancaria real y rotar contraseña admin (US-C3, US-J1).</w:t>
       </w:r>
       <w:r>
         <w:rPr>
@@ -7578,7 +7560,6 @@
           <w:szCs w:val="18"/>
           <w:rFonts w:ascii="Calibri" w:cs="Calibri" w:eastAsia="Calibri" w:hAnsi="Calibri"/>
         </w:rPr>
-        <w:t xml:space="preserve">   [P0]</w:t>
       </w:r>
     </w:p>
     <w:p>
@@ -7595,7 +7576,7 @@
           <w:szCs w:val="22"/>
           <w:rFonts w:ascii="Calibri" w:cs="Calibri" w:eastAsia="Calibri" w:hAnsi="Calibri"/>
         </w:rPr>
-        <w:t xml:space="preserve">☐  </w:t>
+        <w:t>☐  Schedule the brainstorming session with the team (agenda in Doc 4).   [—]</w:t>
       </w:r>
       <w:r>
         <w:rPr>
@@ -7606,7 +7587,6 @@
           <w:szCs w:val="21"/>
           <w:rFonts w:ascii="Calibri" w:cs="Calibri" w:eastAsia="Calibri" w:hAnsi="Calibri"/>
         </w:rPr>
-        <w:t xml:space="preserve">Agendar la sesión de brainstorming con el equipo (agenda en Doc 4).</w:t>
       </w:r>
       <w:r>
         <w:rPr>
@@ -7617,7 +7597,6 @@
           <w:szCs w:val="18"/>
           <w:rFonts w:ascii="Calibri" w:cs="Calibri" w:eastAsia="Calibri" w:hAnsi="Calibri"/>
         </w:rPr>
-        <w:t xml:space="preserve">   [—]</w:t>
       </w:r>
     </w:p>
     <w:p>
@@ -7634,7 +7613,7 @@
           <w:szCs w:val="22"/>
           <w:rFonts w:ascii="Calibri" w:cs="Calibri" w:eastAsia="Calibri" w:hAnsi="Calibri"/>
         </w:rPr>
-        <w:t xml:space="preserve">Próximos 30 días</w:t>
+        <w:t>Next 30 days</w:t>
       </w:r>
     </w:p>
     <w:p>
@@ -7651,7 +7630,7 @@
           <w:szCs w:val="22"/>
           <w:rFonts w:ascii="Calibri" w:cs="Calibri" w:eastAsia="Calibri" w:hAnsi="Calibri"/>
         </w:rPr>
-        <w:t xml:space="preserve">☐  </w:t>
+        <w:t>☐  Close all P0 blockers in Document 2.   [P0]</w:t>
       </w:r>
       <w:r>
         <w:rPr>
@@ -7662,7 +7641,6 @@
           <w:szCs w:val="21"/>
           <w:rFonts w:ascii="Calibri" w:cs="Calibri" w:eastAsia="Calibri" w:hAnsi="Calibri"/>
         </w:rPr>
-        <w:t xml:space="preserve">Cerrar todos los bloqueadores P0 del Documento 2.</w:t>
       </w:r>
       <w:r>
         <w:rPr>
@@ -7673,7 +7651,6 @@
           <w:szCs w:val="18"/>
           <w:rFonts w:ascii="Calibri" w:cs="Calibri" w:eastAsia="Calibri" w:hAnsi="Calibri"/>
         </w:rPr>
-        <w:t xml:space="preserve">   [P0]</w:t>
       </w:r>
     </w:p>
     <w:p>
@@ -7690,7 +7667,7 @@
           <w:szCs w:val="22"/>
           <w:rFonts w:ascii="Calibri" w:cs="Calibri" w:eastAsia="Calibri" w:hAnsi="Calibri"/>
         </w:rPr>
-        <w:t xml:space="preserve">☐  </w:t>
+        <w:t>☐  Carry out the HIGH priority research (Document 3).   [—]</w:t>
       </w:r>
       <w:r>
         <w:rPr>
@@ -7701,7 +7678,6 @@
           <w:szCs w:val="21"/>
           <w:rFonts w:ascii="Calibri" w:cs="Calibri" w:eastAsia="Calibri" w:hAnsi="Calibri"/>
         </w:rPr>
-        <w:t xml:space="preserve">Ejecutar research de prioridad ALTA (Documento 3).</w:t>
       </w:r>
       <w:r>
         <w:rPr>
@@ -7712,7 +7688,6 @@
           <w:szCs w:val="18"/>
           <w:rFonts w:ascii="Calibri" w:cs="Calibri" w:eastAsia="Calibri" w:hAnsi="Calibri"/>
         </w:rPr>
-        <w:t xml:space="preserve">   [—]</w:t>
       </w:r>
     </w:p>
     <w:p>
@@ -7729,7 +7704,7 @@
           <w:szCs w:val="22"/>
           <w:rFonts w:ascii="Calibri" w:cs="Calibri" w:eastAsia="Calibri" w:hAnsi="Calibri"/>
         </w:rPr>
-        <w:t xml:space="preserve">☐  </w:t>
+        <w:t>☐  Define the MVP, KPIs and prioritised backlog (Define phase).   [—]</w:t>
       </w:r>
       <w:r>
         <w:rPr>
@@ -7740,7 +7715,6 @@
           <w:szCs w:val="21"/>
           <w:rFonts w:ascii="Calibri" w:cs="Calibri" w:eastAsia="Calibri" w:hAnsi="Calibri"/>
         </w:rPr>
-        <w:t xml:space="preserve">Definir MVP, KPIs y backlog priorizado (fase Definir).</w:t>
       </w:r>
       <w:r>
         <w:rPr>
@@ -7751,7 +7725,6 @@
           <w:szCs w:val="18"/>
           <w:rFonts w:ascii="Calibri" w:cs="Calibri" w:eastAsia="Calibri" w:hAnsi="Calibri"/>
         </w:rPr>
-        <w:t xml:space="preserve">   [—]</w:t>
       </w:r>
     </w:p>
     <w:p>
@@ -7768,7 +7741,7 @@
           <w:szCs w:val="22"/>
           <w:rFonts w:ascii="Calibri" w:cs="Calibri" w:eastAsia="Calibri" w:hAnsi="Calibri"/>
         </w:rPr>
-        <w:t xml:space="preserve">Próximos 90 días</w:t>
+        <w:t>Next 90 days</w:t>
       </w:r>
     </w:p>
     <w:p>
@@ -7785,7 +7758,7 @@
           <w:szCs w:val="22"/>
           <w:rFonts w:ascii="Calibri" w:cs="Calibri" w:eastAsia="Calibri" w:hAnsi="Calibri"/>
         </w:rPr>
-        <w:t xml:space="preserve">☐  </w:t>
+        <w:t>☐  Launch the MVP with analytics active.   [—]</w:t>
       </w:r>
       <w:r>
         <w:rPr>
@@ -7796,7 +7769,6 @@
           <w:szCs w:val="21"/>
           <w:rFonts w:ascii="Calibri" w:cs="Calibri" w:eastAsia="Calibri" w:hAnsi="Calibri"/>
         </w:rPr>
-        <w:t xml:space="preserve">Lanzar el MVP con analítica activa.</w:t>
       </w:r>
       <w:r>
         <w:rPr>
@@ -7807,7 +7779,6 @@
           <w:szCs w:val="18"/>
           <w:rFonts w:ascii="Calibri" w:cs="Calibri" w:eastAsia="Calibri" w:hAnsi="Calibri"/>
         </w:rPr>
-        <w:t xml:space="preserve">   [—]</w:t>
       </w:r>
     </w:p>
     <w:p>
@@ -7824,7 +7795,7 @@
           <w:szCs w:val="22"/>
           <w:rFonts w:ascii="Calibri" w:cs="Calibri" w:eastAsia="Calibri" w:hAnsi="Calibri"/>
         </w:rPr>
-        <w:t xml:space="preserve">☐  </w:t>
+        <w:t>☐  Build the operational delivery (dispatch, assignment, tracking — US-D2 to D5).   [P1]</w:t>
       </w:r>
       <w:r>
         <w:rPr>
@@ -7835,7 +7806,6 @@
           <w:szCs w:val="21"/>
           <w:rFonts w:ascii="Calibri" w:cs="Calibri" w:eastAsia="Calibri" w:hAnsi="Calibri"/>
         </w:rPr>
-        <w:t xml:space="preserve">Construir el delivery operativo (despacho, asignación, tracking — US-D2 a D5).</w:t>
       </w:r>
       <w:r>
         <w:rPr>
@@ -7846,7 +7816,6 @@
           <w:szCs w:val="18"/>
           <w:rFonts w:ascii="Calibri" w:cs="Calibri" w:eastAsia="Calibri" w:hAnsi="Calibri"/>
         </w:rPr>
-        <w:t xml:space="preserve">   [P1]</w:t>
       </w:r>
     </w:p>
     <w:p>
@@ -7863,7 +7832,7 @@
           <w:szCs w:val="22"/>
           <w:rFonts w:ascii="Calibri" w:cs="Calibri" w:eastAsia="Calibri" w:hAnsi="Calibri"/>
         </w:rPr>
-        <w:t xml:space="preserve">☐  </w:t>
+        <w:t>☐  Iterate with data: improve conversion, catalogue, language.   [—]</w:t>
       </w:r>
       <w:r>
         <w:rPr>
@@ -7874,7 +7843,6 @@
           <w:szCs w:val="21"/>
           <w:rFonts w:ascii="Calibri" w:cs="Calibri" w:eastAsia="Calibri" w:hAnsi="Calibri"/>
         </w:rPr>
-        <w:t xml:space="preserve">Iterar con datos: mejorar conversión, catálogo, idioma.</w:t>
       </w:r>
       <w:r>
         <w:rPr>
@@ -7885,7 +7853,6 @@
           <w:szCs w:val="18"/>
           <w:rFonts w:ascii="Calibri" w:cs="Calibri" w:eastAsia="Calibri" w:hAnsi="Calibri"/>
         </w:rPr>
-        <w:t xml:space="preserve">   [—]</w:t>
       </w:r>
     </w:p>
     <w:p>
@@ -7936,7 +7903,7 @@
                 <w:szCs w:val="21"/>
                 <w:rFonts w:ascii="Calibri" w:cs="Calibri" w:eastAsia="Calibri" w:hAnsi="Calibri"/>
               </w:rPr>
-              <w:t xml:space="preserve">Recuerda</w:t>
+              <w:t>Remember</w:t>
             </w:r>
           </w:p>
           <w:p>
@@ -7950,7 +7917,7 @@
                 <w:szCs w:val="20"/>
                 <w:rFonts w:ascii="Calibri" w:cs="Calibri" w:eastAsia="Calibri" w:hAnsi="Calibri"/>
               </w:rPr>
-              <w:t xml:space="preserve">No tienes que hacer todo a la vez. El código ya está muy avanzado (Documento 1). El camino más corto al lanzamiento es: cerrar los P0 → lanzar un MVP → aprender de clientas reales → mejorar por fases. La investigación y el brainstorming te aseguran mejorar lo correcto, no lo que suena bien.</w:t>
+              <w:t>You do not have to do everything at once. The code is already well advanced (Document 1). The shortest path to launch is: close the P0s → launch an MVP → learn from real customers → improve in phases. Research and brainstorming ensure you improve the right things, not just what sounds good.</w:t>
             </w:r>
           </w:p>
         </w:tc>
@@ -7958,6 +7925,7 @@
     </w:tbl>
     <w:sectPr>
       <w:footerReference w:type="default" r:id="rId6"/>
+      <w:headerReference w:type="default" r:id="rId7"/>
       <w:pgSz w:w="11906" w:h="16838" w:orient="portrait"/>
       <w:pgMar w:top="1100" w:right="1440" w:bottom="1100" w:left="1440" w:header="708" w:footer="708" w:gutter="0"/>
       <w:pgNumType/>
@@ -7987,7 +7955,7 @@
         <w:szCs w:val="16"/>
         <w:rFonts w:ascii="Calibri" w:cs="Calibri" w:eastAsia="Calibri" w:hAnsi="Calibri"/>
       </w:rPr>
-      <w:t xml:space="preserve">Unistyles Curaçao  ·  </w:t>
+      <w:t xml:space="preserve">Unistyles Curaçao  ·  Action Plan — Double Diamond   ·   Page  / </w:t>
     </w:r>
     <w:r>
       <w:rPr>
@@ -7998,7 +7966,6 @@
         <w:szCs w:val="16"/>
         <w:rFonts w:ascii="Calibri" w:cs="Calibri" w:eastAsia="Calibri" w:hAnsi="Calibri"/>
       </w:rPr>
-      <w:t xml:space="preserve">Action Plan — Double Diamond</w:t>
     </w:r>
     <w:r>
       <w:rPr>
@@ -8007,7 +7974,6 @@
         <w:szCs w:val="16"/>
         <w:rFonts w:ascii="Calibri" w:cs="Calibri" w:eastAsia="Calibri" w:hAnsi="Calibri"/>
       </w:rPr>
-      <w:t xml:space="preserve">   ·   </w:t>
     </w:r>
     <w:r>
       <w:rPr>
@@ -8016,16 +7982,6 @@
         <w:szCs w:val="16"/>
         <w:rFonts w:ascii="Calibri" w:cs="Calibri" w:eastAsia="Calibri" w:hAnsi="Calibri"/>
       </w:rPr>
-      <w:t xml:space="preserve">Pág. </w:t>
-      <w:fldChar w:fldCharType="begin"/>
-      <w:instrText xml:space="preserve">PAGE</w:instrText>
-      <w:fldChar w:fldCharType="separate"/>
-      <w:fldChar w:fldCharType="end"/>
-      <w:t xml:space="preserve"> / </w:t>
-      <w:fldChar w:fldCharType="begin"/>
-      <w:instrText xml:space="preserve">NUMPAGES</w:instrText>
-      <w:fldChar w:fldCharType="separate"/>
-      <w:fldChar w:fldCharType="end"/>
     </w:r>
   </w:p>
 </w:ftr>
@@ -8066,6 +8022,16 @@
     </w:p>
   </w:footnote>
 </w:footnotes>
+</file>
+
+<file path=word/header1.xml><?xml version="1.0" encoding="utf-8"?>
+<w:hdr xmlns:m="http://schemas.openxmlformats.org/officeDocument/2006/math" xmlns:mc="http://schemas.openxmlformats.org/markup-compatibility/2006" xmlns:mo="http://schemas.microsoft.com/office/mac/office/2008/main" xmlns:mv="urn:schemas-microsoft-com:mac:vml" xmlns:o="urn:schemas-microsoft-com:office:office" xmlns:r="http://schemas.openxmlformats.org/officeDocument/2006/relationships" xmlns:v="urn:schemas-microsoft-com:vml" xmlns:w10="urn:schemas-microsoft-com:office:word" xmlns:w14="http://schemas.microsoft.com/office/word/2010/wordml" xmlns:w="http://schemas.openxmlformats.org/wordprocessingml/2006/main" xmlns:wne="http://schemas.microsoft.com/office/word/2006/wordml" xmlns:wp14="http://schemas.microsoft.com/office/word/2010/wordprocessingDrawing" xmlns:wp="http://schemas.openxmlformats.org/drawingml/2006/wordprocessingDrawing" xmlns:wpc="http://schemas.microsoft.com/office/word/2010/wordprocessingCanvas" xmlns:wpg="http://schemas.microsoft.com/office/word/2010/wordprocessingGroup" xmlns:wpi="http://schemas.microsoft.com/office/word/2010/wordprocessingInk" xmlns:wps="http://schemas.microsoft.com/office/word/2010/wordprocessingShape" mc:Ignorable="w14 wp14">
+  <w:p>
+    <w:pPr>
+      <w:pStyle w:val="Header"/>
+    </w:pPr>
+  </w:p>
+</w:hdr>
 </file>
 
 <file path=word/numbering.xml><?xml version="1.0" encoding="utf-8"?>
